--- a/docs/flucase/flucase测试教程_研究者_20261016.docx
+++ b/docs/flucase/flucase测试教程_研究者_20261016.docx
@@ -39,7 +39,7 @@
           <w:sz w:val="24"/>
           <w:szCs w:val="24"/>
         </w:rPr>
-        <w:t xml:space="preserve">账号与自检、所有中心的导入、候选分级与时间线、复核批次与共识、质控冻结与标准格式导出、规则集重算、备份与登录限制。每一步写了怎么操作、应该看到什么，并附截图和本次发现的问题。</w:t>
+        <w:t xml:space="preserve">账号与自检、所有中心的导入、候选分级与时间线、复核批次与共识、质控冻结与标准格式导出、规则集重算、备份与登录限制。每一步写了怎么操作、应该看到什么，并附截图。</w:t>
       </w:r>
     </w:p>
     <w:tbl>
@@ -371,7 +371,7 @@
                 <w:sz w:val="19"/>
                 <w:szCs w:val="19"/>
               </w:rPr>
-              <w:t xml:space="preserve">本机正式模式、虚构数据，flucase main 51beaca</w:t>
+              <w:t xml:space="preserve">本机正式模式、虚构数据，flucase fix/t0-r4-20261016 470cae9</w:t>
             </w:r>
           </w:p>
         </w:tc>
@@ -449,7 +449,7 @@
           <w:sz w:val="21"/>
           <w:szCs w:val="21"/>
         </w:rPr>
-        <w:t xml:space="preserve">3　本次测试发现的问题（按严重程度）</w:t>
+        <w:t xml:space="preserve">3　2026-10-16 测试发现的问题：已修复</w:t>
       </w:r>
     </w:p>
     <w:p>
@@ -468,7 +468,7 @@
           <w:sz w:val="17"/>
           <w:szCs w:val="17"/>
         </w:rPr>
-        <w:t xml:space="preserve">截图来自 2026-10-16 的本机正式模式测试（flucase main 51beaca，FLUCASE_ENV=prod），病例、姓名、编号全部虚构，本文不含任何真实病例。真实数据测试时只回报计数、问题代码、页面现象和原表列名，不发病例内容，也不发带病例信息的截图。</w:t>
+        <w:t xml:space="preserve">截图来自 2026-10-16 测试问题修复后的本机正式模式测试（flucase fix/t0-r4-20261016 470cae9，FLUCASE_ENV=prod），病例、姓名、编号全部虚构，本文不含任何真实病例。真实数据测试时只回报计数、问题代码、页面现象和原表列名，不发病例内容，也不发带病例信息的截图。</w:t>
       </w:r>
     </w:p>
     <w:p>
@@ -493,17 +493,7 @@
         <w:spacing w:after="120" w:line="320"/>
       </w:pPr>
       <w:r>
-        <w:t xml:space="preserve">本次测试的环境：Mac，flucase </w:t>
-      </w:r>
-      <w:r>
-        <w:rPr>
-          <w:rFonts w:ascii="Consolas" w:eastAsia="Microsoft YaHei" w:hAnsi="Consolas"/>
-          <w:shd w:fill="F0EFEC" w:color="auto" w:val="clear"/>
-        </w:rPr>
-        <w:t xml:space="preserve">main</w:t>
-      </w:r>
-      <w:r>
-        <w:t xml:space="preserve"> 51beaca，</w:t>
+        <w:t xml:space="preserve">本次测试的环境：flucase fix/t0-r4-20261016 470cae9，</w:t>
       </w:r>
       <w:r>
         <w:rPr>
@@ -543,7 +533,17 @@
         <w:t xml:space="preserve">FLUCASE_COOKIE_SECURE=0</w:t>
       </w:r>
       <w:r>
-        <w:t xml:space="preserve">。后端 108 个测试全部通过，前端类型检查通过。</w:t>
+        <w:t xml:space="preserve">。后端测试全部通过，前端类型检查通过。2026-10-16 全角色测试发现的问题已修复（</w:t>
+      </w:r>
+      <w:r>
+        <w:rPr>
+          <w:rFonts w:ascii="Consolas" w:eastAsia="Microsoft YaHei" w:hAnsi="Consolas"/>
+          <w:shd w:fill="F0EFEC" w:color="auto" w:val="clear"/>
+        </w:rPr>
+        <w:t xml:space="preserve">docs/flucase/flucase测试问题修复报告_20261016.md</w:t>
+      </w:r>
+      <w:r>
+        <w:t xml:space="preserve">）。</w:t>
       </w:r>
     </w:p>
     <w:tbl>
@@ -707,7 +707,7 @@
                 <w:sz w:val="17"/>
                 <w:szCs w:val="17"/>
               </w:rPr>
-              <w:t xml:space="preserve">A create-user reviewer1 --role reviewer --display-name 复核医生甲     # 用户名必须是 reviewer1 / reviewer2，见步骤 7</w:t>
+              <w:t xml:space="preserve">A create-user rev_a --role reviewer --display-name 复核医生甲     # 复核员用户名随意，至少两位（A 类要两人）</w:t>
             </w:r>
           </w:p>
           <w:p>
@@ -720,7 +720,7 @@
                 <w:sz w:val="17"/>
                 <w:szCs w:val="17"/>
               </w:rPr>
-              <w:t xml:space="preserve">A create-user reviewer2 --role reviewer --display-name 复核医生乙</w:t>
+              <w:t xml:space="preserve">A create-user rev_b --role reviewer --display-name 复核医生乙</w:t>
             </w:r>
           </w:p>
           <w:p>
@@ -1256,7 +1256,7 @@
                 <w:sz w:val="19"/>
                 <w:szCs w:val="19"/>
               </w:rPr>
-              <w:t xml:space="preserve">reviewer1、reviewer2</w:t>
+              <w:t xml:space="preserve">rev_a、rev_b</w:t>
             </w:r>
           </w:p>
         </w:tc>
@@ -1527,7 +1527,7 @@
                 <w:sz w:val="19"/>
                 <w:szCs w:val="19"/>
               </w:rPr>
-              <w:t xml:space="preserve">我的中心、导入记录、总览、质控看板、使用说明</w:t>
+              <w:t xml:space="preserve">我的中心（各中心汇总）、总览、质控看板、使用说明（只看聚合，D46）</w:t>
             </w:r>
           </w:p>
         </w:tc>
@@ -1563,11 +1563,11 @@
             <w:tcW w:type="dxa" w:w="9638"/>
             <w:tcBorders>
               <w:top w:val="none" w:color="FFFFFF" w:sz="0"/>
-              <w:left w:val="single" w:color="E0A100" w:sz="24"/>
+              <w:left w:val="single" w:color="2A78D6" w:sz="24"/>
               <w:bottom w:val="none" w:color="FFFFFF" w:sz="0"/>
               <w:right w:val="none" w:color="FFFFFF" w:sz="0"/>
             </w:tcBorders>
-            <w:shd w:fill="FFF3D6" w:color="auto" w:val="clear"/>
+            <w:shd w:fill="EAF2FC" w:color="auto" w:val="clear"/>
             <w:tcMar>
               <w:top w:type="dxa" w:w="80"/>
               <w:left w:type="dxa" w:w="120"/>
@@ -1603,39 +1603,7 @@
                 <w:sz w:val="20"/>
                 <w:szCs w:val="20"/>
               </w:rPr>
-              <w:t xml:space="preserve">复核员的用户名目前必须是 </w:t>
-            </w:r>
-            <w:r>
-              <w:rPr>
-                <w:rFonts w:ascii="Consolas" w:eastAsia="Microsoft YaHei" w:hAnsi="Consolas"/>
-                <w:sz w:val="20"/>
-                <w:szCs w:val="20"/>
-                <w:shd w:fill="F0EFEC" w:color="auto" w:val="clear"/>
-              </w:rPr>
-              <w:t xml:space="preserve">reviewer1</w:t>
-            </w:r>
-            <w:r>
-              <w:rPr>
-                <w:sz w:val="20"/>
-                <w:szCs w:val="20"/>
-              </w:rPr>
-              <w:t xml:space="preserve">、</w:t>
-            </w:r>
-            <w:r>
-              <w:rPr>
-                <w:rFonts w:ascii="Consolas" w:eastAsia="Microsoft YaHei" w:hAnsi="Consolas"/>
-                <w:sz w:val="20"/>
-                <w:szCs w:val="20"/>
-                <w:shd w:fill="F0EFEC" w:color="auto" w:val="clear"/>
-              </w:rPr>
-              <w:t xml:space="preserve">reviewer2</w:t>
-            </w:r>
-            <w:r>
-              <w:rPr>
-                <w:sz w:val="20"/>
-                <w:szCs w:val="20"/>
-              </w:rPr>
-              <w:t xml:space="preserve">，否则复核条目分派不到人（步骤 7）。</w:t>
+              <w:t xml:space="preserve">复核员用户名随意，建复核批次时在复核页选人（步骤 7）；A 类条目要两位复核员，至少建两个。</w:t>
             </w:r>
           </w:p>
           <w:p>
@@ -1939,7 +1907,7 @@
                 <w:sz w:val="20"/>
                 <w:szCs w:val="20"/>
               </w:rPr>
-              <w:t xml:space="preserve"> 不开放（返回的是前端页面）</w:t>
+              <w:t xml:space="preserve"> 不开放（返回的是前端页面）；登录页用户名为空（不预填 admin）</w:t>
             </w:r>
           </w:p>
         </w:tc>
@@ -2129,6 +2097,23 @@
               <w:t xml:space="preserve">“我的中心”右上角可以切换中心（GD、GAM、练习……），看各中心的已收集、导入次数、待处理问题和完整度</w:t>
             </w:r>
           </w:p>
+          <w:p>
+            <w:pPr>
+              <w:pStyle w:val="ListParagraph"/>
+              <w:numPr>
+                <w:ilvl w:val="0"/>
+                <w:numId w:val="2"/>
+              </w:numPr>
+              <w:spacing w:after="30" w:line="276"/>
+            </w:pPr>
+            <w:r>
+              <w:rPr>
+                <w:sz w:val="20"/>
+                <w:szCs w:val="20"/>
+              </w:rPr>
+              <w:t xml:space="preserve">顶栏“当前运行”按来源列出全部中心，如“GD #5 · GAM #7 · XZ #8”（鼠标停上去看规则集）；医生导入后中心在后台重算，顶栏 20 秒内更新</w:t>
+            </w:r>
+          </w:p>
         </w:tc>
       </w:tr>
     </w:tbl>
@@ -2146,7 +2131,7 @@
       <w:r>
         <w:drawing>
           <wp:inline distT="0" distB="0" distL="0" distR="0">
-            <wp:extent cx="6096000" cy="3810000"/>
+            <wp:extent cx="6096000" cy="3409950"/>
             <wp:effectExtent t="0" r="0" b="0" l="0"/>
             <wp:docPr id="1" name="图 1　研究者登录后的“我的中心”" descr="图 1　研究者登录后的“我的中心”" title="图 1　研究者登录后的“我的中心”"/>
             <wp:cNvGraphicFramePr>
@@ -2171,7 +2156,7 @@
                   <pic:spPr bwMode="auto">
                     <a:xfrm>
                       <a:off x="0" y="0"/>
-                      <a:ext cx="6096000" cy="3810000"/>
+                      <a:ext cx="6096000" cy="3409950"/>
                     </a:xfrm>
                     <a:prstGeom prst="rect">
                       <a:avLst/>
@@ -2391,7 +2376,7 @@
                 <w:sz w:val="20"/>
                 <w:szCs w:val="20"/>
               </w:rPr>
-              <w:t xml:space="preserve">状态有：已导入、已撤销、等导入人确认（医生自己看是“等你确认”）、有文件认不出格式</w:t>
+              <w:t xml:space="preserve">状态有：已导入、已撤销、等导入人确认（医生自己看是“等你确认”）、有文件认不出或打不开</w:t>
             </w:r>
           </w:p>
           <w:p>
@@ -2425,7 +2410,7 @@
                 <w:sz w:val="20"/>
                 <w:szCs w:val="20"/>
               </w:rPr>
-              <w:t xml:space="preserve">“等导入人确认”的预览在病例库变化后会自动重算（如本次 #4 从“不变 13”变成“更新 1 · 不变 12”）</w:t>
+              <w:t xml:space="preserve">“等导入人确认”的预览在病例库变化后会自动重算（不用重新上传）</w:t>
             </w:r>
           </w:p>
         </w:tc>
@@ -2445,7 +2430,7 @@
       <w:r>
         <w:drawing>
           <wp:inline distT="0" distB="0" distL="0" distR="0">
-            <wp:extent cx="6096000" cy="2247900"/>
+            <wp:extent cx="6096000" cy="2752725"/>
             <wp:effectExtent t="0" r="0" b="0" l="0"/>
             <wp:docPr id="2" name="图 2　研究者看到的导入记录" descr="图 2　研究者看到的导入记录" title="图 2　研究者看到的导入记录"/>
             <wp:cNvGraphicFramePr>
@@ -2470,7 +2455,7 @@
                   <pic:spPr bwMode="auto">
                     <a:xfrm>
                       <a:off x="0" y="0"/>
-                      <a:ext cx="6096000" cy="2247900"/>
+                      <a:ext cx="6096000" cy="2752725"/>
                     </a:xfrm>
                     <a:prstGeom prst="rect">
                       <a:avLst/>
@@ -2673,6 +2658,23 @@
                 <w:sz w:val="20"/>
                 <w:szCs w:val="20"/>
               </w:rPr>
+              <w:t xml:space="preserve">格式向导会把“入院记录、病历、病程记录、首次病程”等列认成病历正文</w:t>
+            </w:r>
+          </w:p>
+          <w:p>
+            <w:pPr>
+              <w:pStyle w:val="ListParagraph"/>
+              <w:numPr>
+                <w:ilvl w:val="0"/>
+                <w:numId w:val="2"/>
+              </w:numPr>
+              <w:spacing w:after="30" w:line="276"/>
+            </w:pPr>
+            <w:r>
+              <w:rPr>
+                <w:sz w:val="20"/>
+                <w:szCs w:val="20"/>
+              </w:rPr>
               <w:t xml:space="preserve">已保存的格式在“批次与运行”页“已保存的格式”里列出</w:t>
             </w:r>
           </w:p>
@@ -2860,7 +2862,7 @@
                 <w:sz w:val="20"/>
                 <w:szCs w:val="20"/>
               </w:rPr>
-              <w:t xml:space="preserve">每个非练习中心一个来源：“病例库 · GD（广东省中医院）”“病例库 · GAM（广安门医院）”“病例库 · 新中心示例”；练习中心不算</w:t>
+              <w:t xml:space="preserve">每个非练习中心一个来源：“病例库 · GD（广东省中医院）”“病例库 · GAM（广安门医院）”“病例库 · XZ…”；练习中心不算</w:t>
             </w:r>
           </w:p>
           <w:p>
@@ -2912,6 +2914,80 @@
                 <w:szCs w:val="20"/>
               </w:rPr>
               <w:t xml:space="preserve">列：病例、来源、年龄 / 性别、预测时点、起病时钟、发热、基线 → 最高、病程类型、候选结局、待复核</w:t>
+            </w:r>
+          </w:p>
+          <w:p>
+            <w:pPr>
+              <w:pStyle w:val="ListParagraph"/>
+              <w:numPr>
+                <w:ilvl w:val="0"/>
+                <w:numId w:val="2"/>
+              </w:numPr>
+              <w:spacing w:after="30" w:line="276"/>
+            </w:pPr>
+            <w:r>
+              <w:rPr>
+                <w:sz w:val="20"/>
+                <w:szCs w:val="20"/>
+              </w:rPr>
+              <w:t xml:space="preserve">起病时钟：GAM、XZ 显示“发病第 N 天就诊 ◐”（GAM 由病历主诉里的起病时长推算）；GD 的 13 例是“无起病信息”（CRF 没有起病时间这一列，正常）</w:t>
+            </w:r>
+          </w:p>
+        </w:tc>
+      </w:tr>
+    </w:tbl>
+    <w:p>
+      <w:pPr>
+        <w:spacing w:after="100" w:line="120"/>
+      </w:pPr>
+    </w:p>
+    <w:tbl>
+      <w:tblPr>
+        <w:tblW w:type="dxa" w:w="9638"/>
+        <w:tblBorders>
+          <w:top w:val="single" w:color="auto" w:sz="4"/>
+          <w:left w:val="single" w:color="auto" w:sz="4"/>
+          <w:bottom w:val="single" w:color="auto" w:sz="4"/>
+          <w:right w:val="single" w:color="auto" w:sz="4"/>
+          <w:insideH w:val="single" w:color="auto" w:sz="4"/>
+          <w:insideV w:val="single" w:color="auto" w:sz="4"/>
+        </w:tblBorders>
+        <w:tblLayout w:type="fixed"/>
+      </w:tblPr>
+      <w:tblGrid>
+        <w:gridCol w:w="9638"/>
+      </w:tblGrid>
+      <w:tr>
+        <w:trPr>
+          <w:cantSplit/>
+        </w:trPr>
+        <w:tc>
+          <w:tcPr>
+            <w:tcW w:type="dxa" w:w="9638"/>
+            <w:tcBorders>
+              <w:top w:val="none" w:color="FFFFFF" w:sz="0"/>
+              <w:left w:val="single" w:color="2A78D6" w:sz="24"/>
+              <w:bottom w:val="none" w:color="FFFFFF" w:sz="0"/>
+              <w:right w:val="none" w:color="FFFFFF" w:sz="0"/>
+            </w:tcBorders>
+            <w:shd w:fill="EAF2FC" w:color="auto" w:val="clear"/>
+            <w:tcMar>
+              <w:top w:type="dxa" w:w="80"/>
+              <w:left w:type="dxa" w:w="120"/>
+              <w:bottom w:type="dxa" w:w="80"/>
+              <w:right w:type="dxa" w:w="120"/>
+            </w:tcMar>
+          </w:tcPr>
+          <w:p>
+            <w:pPr>
+              <w:spacing w:line="300"/>
+            </w:pPr>
+            <w:r>
+              <w:rPr>
+                <w:sz w:val="20"/>
+                <w:szCs w:val="20"/>
+              </w:rPr>
+              <w:t xml:space="preserve">起病时间只用于起病时钟、发病 48 小时和“病程第 N 天”。预测时点（t0）：病历里写了院内发病的住院，取首次流感阳性时间（写院内发病的那条病历的时间，D48），这一列写“首次流感阳性（院内发病）”；病例页的“入院 / 就诊时间”照原样，旁边另标“预测时点 …”。虚构样例里没有院内发病的病例。</w:t>
             </w:r>
           </w:p>
         </w:tc>
@@ -2983,115 +3059,6 @@
         <w:t xml:space="preserve">图 3　候选分级：病例库各中心</w:t>
       </w:r>
     </w:p>
-    <w:tbl>
-      <w:tblPr>
-        <w:tblW w:type="dxa" w:w="9638"/>
-        <w:tblBorders>
-          <w:top w:val="single" w:color="auto" w:sz="4"/>
-          <w:left w:val="single" w:color="auto" w:sz="4"/>
-          <w:bottom w:val="single" w:color="auto" w:sz="4"/>
-          <w:right w:val="single" w:color="auto" w:sz="4"/>
-          <w:insideH w:val="single" w:color="auto" w:sz="4"/>
-          <w:insideV w:val="single" w:color="auto" w:sz="4"/>
-        </w:tblBorders>
-        <w:tblLayout w:type="fixed"/>
-      </w:tblPr>
-      <w:tblGrid>
-        <w:gridCol w:w="9638"/>
-      </w:tblGrid>
-      <w:tr>
-        <w:trPr>
-          <w:cantSplit/>
-        </w:trPr>
-        <w:tc>
-          <w:tcPr>
-            <w:tcW w:type="dxa" w:w="9638"/>
-            <w:tcBorders>
-              <w:top w:val="none" w:color="FFFFFF" w:sz="0"/>
-              <w:left w:val="single" w:color="E0A100" w:sz="24"/>
-              <w:bottom w:val="none" w:color="FFFFFF" w:sz="0"/>
-              <w:right w:val="none" w:color="FFFFFF" w:sz="0"/>
-            </w:tcBorders>
-            <w:shd w:fill="FFF3D6" w:color="auto" w:val="clear"/>
-            <w:tcMar>
-              <w:top w:type="dxa" w:w="80"/>
-              <w:left w:type="dxa" w:w="120"/>
-              <w:bottom w:type="dxa" w:w="80"/>
-              <w:right w:type="dxa" w:w="120"/>
-            </w:tcMar>
-          </w:tcPr>
-          <w:p>
-            <w:pPr>
-              <w:spacing w:after="60"/>
-            </w:pPr>
-            <w:r>
-              <w:rPr>
-                <w:b/>
-                <w:bCs/>
-                <w:sz w:val="20"/>
-                <w:szCs w:val="20"/>
-              </w:rPr>
-              <w:t xml:space="preserve">已知问题（本次测试发现，修复前会遇到）</w:t>
-            </w:r>
-          </w:p>
-          <w:p>
-            <w:pPr>
-              <w:pStyle w:val="ListParagraph"/>
-              <w:numPr>
-                <w:ilvl w:val="0"/>
-                <w:numId w:val="2"/>
-              </w:numPr>
-              <w:spacing w:after="30" w:line="276"/>
-            </w:pPr>
-            <w:r>
-              <w:rPr>
-                <w:sz w:val="20"/>
-                <w:szCs w:val="20"/>
-              </w:rPr>
-              <w:t xml:space="preserve">GD、GAM 的全部病例“起病时钟”都是“无起病信息”。GD 是因为 CRF 没有起病时间（正常）；</w:t>
-            </w:r>
-            <w:r>
-              <w:rPr>
-                <w:b/>
-                <w:bCs/>
-                <w:sz w:val="20"/>
-                <w:szCs w:val="20"/>
-              </w:rPr>
-              <w:t xml:space="preserve">GAM 的病历里其实读出了起病时长</w:t>
-            </w:r>
-            <w:r>
-              <w:rPr>
-                <w:sz w:val="20"/>
-                <w:szCs w:val="20"/>
-              </w:rPr>
-              <w:t xml:space="preserve">（病例页“起病”页签有“起病时长 3 天”），但病例库计算没有像旧适配器那样把它写成就诊的起病时间，于是“发病第 N 天”、发病 48 小时、R4 等都用不上。XZ（通用导入）正常。</w:t>
-            </w:r>
-          </w:p>
-          <w:p>
-            <w:pPr>
-              <w:pStyle w:val="ListParagraph"/>
-              <w:numPr>
-                <w:ilvl w:val="0"/>
-                <w:numId w:val="2"/>
-              </w:numPr>
-              <w:spacing w:after="30" w:line="276"/>
-            </w:pPr>
-            <w:r>
-              <w:rPr>
-                <w:sz w:val="20"/>
-                <w:szCs w:val="20"/>
-              </w:rPr>
-              <w:t xml:space="preserve">研究者页面顶部“当前运行 #7 #5”没有列出 XZ 的运行。</w:t>
-            </w:r>
-          </w:p>
-        </w:tc>
-      </w:tr>
-    </w:tbl>
-    <w:p>
-      <w:pPr>
-        <w:spacing w:after="100" w:line="120"/>
-      </w:pPr>
-    </w:p>
     <w:p>
       <w:pPr>
         <w:pStyle w:val="Heading2"/>
@@ -3217,7 +3184,7 @@
                 <w:sz w:val="20"/>
                 <w:szCs w:val="20"/>
               </w:rPr>
-              <w:t xml:space="preserve">在候选分级里点一个病例（示例：GAM:Z9900002-1）</w:t>
+              <w:t xml:space="preserve">在候选分级里点一个病例（示例：GAM:9900000000001）</w:t>
             </w:r>
           </w:p>
           <w:p>
@@ -3268,7 +3235,7 @@
                 <w:sz w:val="20"/>
                 <w:szCs w:val="20"/>
               </w:rPr>
-              <w:t xml:space="preserve">顶部：年龄性别、来源、预测时点、起病信息、基线 → 最高、病程类型、离院、发热状态、体温次数与最高、病原学确诊、BMI、规则集与运行号、D0 / O1 / O2 结局</w:t>
+              <w:t xml:space="preserve">顶部：年龄性别、来源、预测时点、起病信息（如“起病 2025-12-05 ◐（主诉解析：‘发热2天’）”）、基线 → 最高、病程类型、离院、发热状态、体温次数与最高、病原学确诊、BMI、规则集与运行号、结局</w:t>
             </w:r>
           </w:p>
           <w:p>
@@ -3285,7 +3252,7 @@
                 <w:sz w:val="20"/>
                 <w:szCs w:val="20"/>
               </w:rPr>
-              <w:t xml:space="preserve">时间线：体温曲线（发热线 37.3℃）、分级色带（中型 → 重型 → 危重型）、心率、呼吸、SpO2（标“吸氧?”）、抗病毒、无创 / 有创通气条</w:t>
+              <w:t xml:space="preserve">时间线：发病 48 小时有底色；体温曲线（发热线 37.3℃）、分级色带（中型 → 重型 → 危重型）、心率、呼吸、SpO2（标“吸氧?”）、抗病毒、无创 / 有创通气条</w:t>
             </w:r>
           </w:p>
           <w:p>
@@ -3324,7 +3291,7 @@
           <wp:inline distT="0" distB="0" distL="0" distR="0">
             <wp:extent cx="6096000" cy="3810000"/>
             <wp:effectExtent t="0" r="0" b="0" l="0"/>
-            <wp:docPr id="4" name="图 4　病例时间线（GAM 住院）" descr="图 4　病例时间线（GAM 住院）" title="图 4　病例时间线（GAM 住院）"/>
+            <wp:docPr id="4" name="图 4　病例时间线（GAM 门诊）" descr="图 4　病例时间线（GAM 门诊）" title="图 4　病例时间线（GAM 门诊）"/>
             <wp:cNvGraphicFramePr>
               <a:graphicFrameLocks xmlns:a="http://schemas.openxmlformats.org/drawingml/2006/main" noChangeAspect="1"/>
             </wp:cNvGraphicFramePr>
@@ -3371,79 +3338,8 @@
           <w:sz w:val="18"/>
           <w:szCs w:val="18"/>
         </w:rPr>
-        <w:t xml:space="preserve">图 4　病例时间线（GAM 住院）</w:t>
-      </w:r>
-    </w:p>
-    <w:tbl>
-      <w:tblPr>
-        <w:tblW w:type="dxa" w:w="9638"/>
-        <w:tblBorders>
-          <w:top w:val="single" w:color="auto" w:sz="4"/>
-          <w:left w:val="single" w:color="auto" w:sz="4"/>
-          <w:bottom w:val="single" w:color="auto" w:sz="4"/>
-          <w:right w:val="single" w:color="auto" w:sz="4"/>
-          <w:insideH w:val="single" w:color="auto" w:sz="4"/>
-          <w:insideV w:val="single" w:color="auto" w:sz="4"/>
-        </w:tblBorders>
-        <w:tblLayout w:type="fixed"/>
-      </w:tblPr>
-      <w:tblGrid>
-        <w:gridCol w:w="9638"/>
-      </w:tblGrid>
-      <w:tr>
-        <w:trPr>
-          <w:cantSplit/>
-        </w:trPr>
-        <w:tc>
-          <w:tcPr>
-            <w:tcW w:type="dxa" w:w="9638"/>
-            <w:tcBorders>
-              <w:top w:val="none" w:color="FFFFFF" w:sz="0"/>
-              <w:left w:val="single" w:color="E0A100" w:sz="24"/>
-              <w:bottom w:val="none" w:color="FFFFFF" w:sz="0"/>
-              <w:right w:val="none" w:color="FFFFFF" w:sz="0"/>
-            </w:tcBorders>
-            <w:shd w:fill="FFF3D6" w:color="auto" w:val="clear"/>
-            <w:tcMar>
-              <w:top w:type="dxa" w:w="80"/>
-              <w:left w:type="dxa" w:w="120"/>
-              <w:bottom w:type="dxa" w:w="80"/>
-              <w:right w:type="dxa" w:w="120"/>
-            </w:tcMar>
-          </w:tcPr>
-          <w:p>
-            <w:pPr>
-              <w:spacing w:after="60"/>
-            </w:pPr>
-            <w:r>
-              <w:rPr>
-                <w:b/>
-                <w:bCs/>
-                <w:sz w:val="20"/>
-                <w:szCs w:val="20"/>
-              </w:rPr>
-              <w:t xml:space="preserve">已知问题（本次测试发现，修复前会遇到）</w:t>
-            </w:r>
-          </w:p>
-          <w:p>
-            <w:pPr>
-              <w:spacing w:line="300"/>
-            </w:pPr>
-            <w:r>
-              <w:rPr>
-                <w:sz w:val="20"/>
-                <w:szCs w:val="20"/>
-              </w:rPr>
-              <w:t xml:space="preserve">示例病例显示“无起病信息（来源没有该字段）”“起病时间未知：横轴只能按日历日期，也画不出发病 48 小时”，原因同步骤 5。</w:t>
-            </w:r>
-          </w:p>
-        </w:tc>
-      </w:tr>
-    </w:tbl>
-    <w:p>
-      <w:pPr>
-        <w:spacing w:after="100" w:line="120"/>
-      </w:pPr>
+        <w:t xml:space="preserve">图 4　病例时间线（GAM 门诊）</w:t>
+      </w:r>
     </w:p>
     <w:p>
       <w:pPr>
@@ -3451,7 +3347,7 @@
         <w:keepNext/>
       </w:pPr>
       <w:r>
-        <w:t xml:space="preserve">步骤 7　建复核批次（目前页面上没有入口）</w:t>
+        <w:t xml:space="preserve">步骤 7　建复核批次</w:t>
       </w:r>
     </w:p>
     <w:tbl>
@@ -3570,32 +3466,7 @@
                 <w:sz w:val="20"/>
                 <w:szCs w:val="20"/>
               </w:rPr>
-              <w:t xml:space="preserve">先确认复核员账号的用户名是 </w:t>
-            </w:r>
-            <w:r>
-              <w:rPr>
-                <w:rFonts w:ascii="Consolas" w:eastAsia="Microsoft YaHei" w:hAnsi="Consolas"/>
-                <w:sz w:val="20"/>
-                <w:szCs w:val="20"/>
-                <w:shd w:fill="F0EFEC" w:color="auto" w:val="clear"/>
-              </w:rPr>
-              <w:t xml:space="preserve">reviewer1</w:t>
-            </w:r>
-            <w:r>
-              <w:rPr>
-                <w:sz w:val="20"/>
-                <w:szCs w:val="20"/>
-              </w:rPr>
-              <w:t xml:space="preserve">、</w:t>
-            </w:r>
-            <w:r>
-              <w:rPr>
-                <w:rFonts w:ascii="Consolas" w:eastAsia="Microsoft YaHei" w:hAnsi="Consolas"/>
-                <w:sz w:val="20"/>
-                <w:szCs w:val="20"/>
-                <w:shd w:fill="F0EFEC" w:color="auto" w:val="clear"/>
-              </w:rPr>
-              <w:t xml:space="preserve">reviewer2</w:t>
+              <w:t xml:space="preserve">左侧点“复核”，右上角点“建复核批次”</w:t>
             </w:r>
           </w:p>
           <w:p>
@@ -3612,7 +3483,7 @@
                 <w:sz w:val="20"/>
                 <w:szCs w:val="20"/>
               </w:rPr>
-              <w:t xml:space="preserve">在“总览”的运行记录里找到要复核的那个中心的当前运行编号（标“当前”的那一行，如 GAM 是 #7）</w:t>
+              <w:t xml:space="preserve">运行：选来源的当前运行（如“病例库 · GAM（广安门医院） · 运行 #7（还有 26 条没进过批次）”；默认是新条目最多的那个）</w:t>
             </w:r>
           </w:p>
           <w:p>
@@ -3629,7 +3500,7 @@
                 <w:sz w:val="20"/>
                 <w:szCs w:val="20"/>
               </w:rPr>
-              <w:t xml:space="preserve">研究者登录后，在浏览器开发者工具的控制台里执行下面的命令（把 run_id 换成运行编号）</w:t>
+              <w:t xml:space="preserve">条目类型（默认全部）、每类上限（默认 10，旁边写“这次约建 N 条”）</w:t>
             </w:r>
           </w:p>
           <w:p>
@@ -3646,7 +3517,41 @@
                 <w:sz w:val="20"/>
                 <w:szCs w:val="20"/>
               </w:rPr>
-              <w:t xml:space="preserve">回到“复核”页刷新</w:t>
+              <w:t xml:space="preserve">复核员：从启用的复核员账号里多选（默认全选）</w:t>
+            </w:r>
+          </w:p>
+          <w:p>
+            <w:pPr>
+              <w:pStyle w:val="ListParagraph"/>
+              <w:numPr>
+                <w:ilvl w:val="0"/>
+                <w:numId w:val="9"/>
+              </w:numPr>
+              <w:spacing w:after="30" w:line="276"/>
+            </w:pPr>
+            <w:r>
+              <w:rPr>
+                <w:sz w:val="20"/>
+                <w:szCs w:val="20"/>
+              </w:rPr>
+              <w:t xml:space="preserve">批次名可以不填（默认“病例库 · GAM（广安门医院） 运行 #7 复核批次”）</w:t>
+            </w:r>
+          </w:p>
+          <w:p>
+            <w:pPr>
+              <w:pStyle w:val="ListParagraph"/>
+              <w:numPr>
+                <w:ilvl w:val="0"/>
+                <w:numId w:val="9"/>
+              </w:numPr>
+              <w:spacing w:after="30" w:line="276"/>
+            </w:pPr>
+            <w:r>
+              <w:rPr>
+                <w:sz w:val="20"/>
+                <w:szCs w:val="20"/>
+              </w:rPr>
+              <w:t xml:space="preserve">点“建批次并分派”</w:t>
             </w:r>
           </w:p>
         </w:tc>
@@ -3680,23 +3585,7 @@
                 <w:sz w:val="20"/>
                 <w:szCs w:val="20"/>
               </w:rPr>
-              <w:t xml:space="preserve">返回 </w:t>
-            </w:r>
-            <w:r>
-              <w:rPr>
-                <w:rFonts w:ascii="Consolas" w:eastAsia="Microsoft YaHei" w:hAnsi="Consolas"/>
-                <w:sz w:val="20"/>
-                <w:szCs w:val="20"/>
-                <w:shd w:fill="F0EFEC" w:color="auto" w:val="clear"/>
-              </w:rPr>
-              <w:t xml:space="preserve">{"id":"rb-2","n":23}</w:t>
-            </w:r>
-            <w:r>
-              <w:rPr>
-                <w:sz w:val="20"/>
-                <w:szCs w:val="20"/>
-              </w:rPr>
-              <w:t xml:space="preserve">：批次编号和条目数（每类最多 10 条）</w:t>
+              <w:t xml:space="preserve">提示“已建复核批次 rb-1：23 条，已分派给 rev_a、rev_b”，下面的表出现条目，每条都有第一复核员</w:t>
             </w:r>
           </w:p>
           <w:p>
@@ -3713,7 +3602,7 @@
                 <w:sz w:val="20"/>
                 <w:szCs w:val="20"/>
               </w:rPr>
-              <w:t xml:space="preserve">A 类条目分给两人（双人盲裁）；B 类一人，按 15% 抽样再给第二人</w:t>
+              <w:t xml:space="preserve">A 类条目分给两位不同的复核员（在所选的人里轮转）；B 类轮流分给一位，约 15% 抽样再给下一位</w:t>
             </w:r>
           </w:p>
           <w:p>
@@ -3730,75 +3619,58 @@
                 <w:sz w:val="20"/>
                 <w:szCs w:val="20"/>
               </w:rPr>
-              <w:t xml:space="preserve">本次：GD 运行建了 rb-1（11 条），GAM 运行建了 rb-2（23 条）</w:t>
-            </w:r>
-          </w:p>
-        </w:tc>
-      </w:tr>
-    </w:tbl>
-    <w:p>
-      <w:pPr>
-        <w:spacing w:after="100" w:line="120"/>
-      </w:pPr>
-    </w:p>
-    <w:tbl>
-      <w:tblPr>
-        <w:tblW w:type="dxa" w:w="9638"/>
-        <w:tblBorders>
-          <w:top w:val="single" w:color="auto" w:sz="4"/>
-          <w:left w:val="single" w:color="auto" w:sz="4"/>
-          <w:bottom w:val="single" w:color="auto" w:sz="4"/>
-          <w:right w:val="single" w:color="auto" w:sz="4"/>
-          <w:insideH w:val="single" w:color="auto" w:sz="4"/>
-          <w:insideV w:val="single" w:color="auto" w:sz="4"/>
-        </w:tblBorders>
-        <w:tblLayout w:type="fixed"/>
-      </w:tblPr>
-      <w:tblGrid>
-        <w:gridCol w:w="9638"/>
-      </w:tblGrid>
-      <w:tr>
-        <w:tc>
-          <w:tcPr>
-            <w:tcW w:type="dxa" w:w="9638"/>
-            <w:tcBorders>
-              <w:top w:val="none" w:color="FFFFFF" w:sz="0"/>
-              <w:left w:val="none" w:color="FFFFFF" w:sz="0"/>
-              <w:bottom w:val="none" w:color="FFFFFF" w:sz="0"/>
-              <w:right w:val="none" w:color="FFFFFF" w:sz="0"/>
-            </w:tcBorders>
-            <w:shd w:fill="F0EFEC" w:color="auto" w:val="clear"/>
-            <w:tcMar>
-              <w:top w:type="dxa" w:w="80"/>
-              <w:left w:type="dxa" w:w="120"/>
-              <w:bottom w:type="dxa" w:w="80"/>
-              <w:right w:type="dxa" w:w="120"/>
-            </w:tcMar>
-          </w:tcPr>
-          <w:p>
-            <w:pPr>
-              <w:spacing w:line="260"/>
-            </w:pPr>
-            <w:r>
-              <w:rPr>
-                <w:rFonts w:ascii="Consolas" w:eastAsia="Microsoft YaHei" w:hAnsi="Consolas"/>
-                <w:sz w:val="17"/>
-                <w:szCs w:val="17"/>
-              </w:rPr>
-              <w:t xml:space="preserve">fetch('/api/review/batches', {method: 'POST', headers: {'content-type': 'application/json'},</w:t>
-            </w:r>
-          </w:p>
-          <w:p>
-            <w:pPr>
-              <w:spacing w:line="260"/>
-            </w:pPr>
-            <w:r>
-              <w:rPr>
-                <w:rFonts w:ascii="Consolas" w:eastAsia="Microsoft YaHei" w:hAnsi="Consolas"/>
-                <w:sz w:val="17"/>
-                <w:szCs w:val="17"/>
-              </w:rPr>
-              <w:t xml:space="preserve">  body: JSON.stringify({run_id: 7, name: 'GAM 复核批次'})}).then(r =&gt; r.json()).then(console.log)</w:t>
+              <w:t xml:space="preserve">只选一位复核员、所选类型里又有 A 类时，对话框提示“至少选两位复核员，或只选 B 类类型”，建不了</w:t>
+            </w:r>
+          </w:p>
+          <w:p>
+            <w:pPr>
+              <w:pStyle w:val="ListParagraph"/>
+              <w:numPr>
+                <w:ilvl w:val="0"/>
+                <w:numId w:val="2"/>
+              </w:numPr>
+              <w:spacing w:after="30" w:line="276"/>
+            </w:pPr>
+            <w:r>
+              <w:rPr>
+                <w:sz w:val="20"/>
+                <w:szCs w:val="20"/>
+              </w:rPr>
+              <w:t xml:space="preserve">这次运行的条目都已建过批次时，提示“没有新的条目”，不会建空批次</w:t>
+            </w:r>
+          </w:p>
+          <w:p>
+            <w:pPr>
+              <w:pStyle w:val="ListParagraph"/>
+              <w:numPr>
+                <w:ilvl w:val="0"/>
+                <w:numId w:val="2"/>
+              </w:numPr>
+              <w:spacing w:after="30" w:line="276"/>
+            </w:pPr>
+            <w:r>
+              <w:rPr>
+                <w:sz w:val="20"/>
+                <w:szCs w:val="20"/>
+              </w:rPr>
+              <w:t xml:space="preserve">本次：先建 GAM 运行的 rb-1（23 条：每类最多 10 条），再打开对话框（这时默认变成 GD 运行）建 rb-2（11 条）</w:t>
+            </w:r>
+          </w:p>
+          <w:p>
+            <w:pPr>
+              <w:pStyle w:val="ListParagraph"/>
+              <w:numPr>
+                <w:ilvl w:val="0"/>
+                <w:numId w:val="2"/>
+              </w:numPr>
+              <w:spacing w:after="30" w:line="276"/>
+            </w:pPr>
+            <w:r>
+              <w:rPr>
+                <w:sz w:val="20"/>
+                <w:szCs w:val="20"/>
+              </w:rPr>
+              <w:t xml:space="preserve">复核候选里的 R4（起病时间待核）现在病例库来源也生成（D49）：有入院记录 / 门诊病历或写了主诉、现病史的就诊，主诉读不出起病时长或超过 14 天时出一条；虚构样例里都读得出、都 ≤14 天，所以是 0 条</w:t>
             </w:r>
           </w:p>
         </w:tc>
@@ -3818,9 +3690,9 @@
       <w:r>
         <w:drawing>
           <wp:inline distT="0" distB="0" distL="0" distR="0">
-            <wp:extent cx="6096000" cy="1581150"/>
+            <wp:extent cx="6096000" cy="2438400"/>
             <wp:effectExtent t="0" r="0" b="0" l="0"/>
-            <wp:docPr id="5" name="图 5　没有批次时的复核页：没有“建批次”按钮" descr="图 5　没有批次时的复核页：没有“建批次”按钮" title="图 5　没有批次时的复核页：没有“建批次”按钮"/>
+            <wp:docPr id="5" name="图 5　“建复核批次”对话框：选运行、类型、上限、复核员" descr="图 5　“建复核批次”对话框：选运行、类型、上限、复核员" title="图 5　“建复核批次”对话框：选运行、类型、上限、复核员"/>
             <wp:cNvGraphicFramePr>
               <a:graphicFrameLocks xmlns:a="http://schemas.openxmlformats.org/drawingml/2006/main" noChangeAspect="1"/>
             </wp:cNvGraphicFramePr>
@@ -3843,7 +3715,7 @@
                   <pic:spPr bwMode="auto">
                     <a:xfrm>
                       <a:off x="0" y="0"/>
-                      <a:ext cx="6096000" cy="1581150"/>
+                      <a:ext cx="6096000" cy="2438400"/>
                     </a:xfrm>
                     <a:prstGeom prst="rect">
                       <a:avLst/>
@@ -3867,184 +3739,8 @@
           <w:sz w:val="18"/>
           <w:szCs w:val="18"/>
         </w:rPr>
-        <w:t xml:space="preserve">图 5　没有批次时的复核页：没有“建批次”按钮</w:t>
-      </w:r>
-    </w:p>
-    <w:tbl>
-      <w:tblPr>
-        <w:tblW w:type="dxa" w:w="9638"/>
-        <w:tblBorders>
-          <w:top w:val="single" w:color="auto" w:sz="4"/>
-          <w:left w:val="single" w:color="auto" w:sz="4"/>
-          <w:bottom w:val="single" w:color="auto" w:sz="4"/>
-          <w:right w:val="single" w:color="auto" w:sz="4"/>
-          <w:insideH w:val="single" w:color="auto" w:sz="4"/>
-          <w:insideV w:val="single" w:color="auto" w:sz="4"/>
-        </w:tblBorders>
-        <w:tblLayout w:type="fixed"/>
-      </w:tblPr>
-      <w:tblGrid>
-        <w:gridCol w:w="9638"/>
-      </w:tblGrid>
-      <w:tr>
-        <w:trPr>
-          <w:cantSplit/>
-        </w:trPr>
-        <w:tc>
-          <w:tcPr>
-            <w:tcW w:type="dxa" w:w="9638"/>
-            <w:tcBorders>
-              <w:top w:val="none" w:color="FFFFFF" w:sz="0"/>
-              <w:left w:val="single" w:color="E0A100" w:sz="24"/>
-              <w:bottom w:val="none" w:color="FFFFFF" w:sz="0"/>
-              <w:right w:val="none" w:color="FFFFFF" w:sz="0"/>
-            </w:tcBorders>
-            <w:shd w:fill="FFF3D6" w:color="auto" w:val="clear"/>
-            <w:tcMar>
-              <w:top w:type="dxa" w:w="80"/>
-              <w:left w:type="dxa" w:w="120"/>
-              <w:bottom w:type="dxa" w:w="80"/>
-              <w:right w:type="dxa" w:w="120"/>
-            </w:tcMar>
-          </w:tcPr>
-          <w:p>
-            <w:pPr>
-              <w:spacing w:after="60"/>
-            </w:pPr>
-            <w:r>
-              <w:rPr>
-                <w:b/>
-                <w:bCs/>
-                <w:sz w:val="20"/>
-                <w:szCs w:val="20"/>
-              </w:rPr>
-              <w:t xml:space="preserve">已知问题（本次测试发现，修复前会遇到）</w:t>
-            </w:r>
-          </w:p>
-          <w:p>
-            <w:pPr>
-              <w:pStyle w:val="ListParagraph"/>
-              <w:numPr>
-                <w:ilvl w:val="0"/>
-                <w:numId w:val="2"/>
-              </w:numPr>
-              <w:spacing w:after="30" w:line="276"/>
-            </w:pPr>
-            <w:r>
-              <w:rPr>
-                <w:b/>
-                <w:bCs/>
-                <w:sz w:val="20"/>
-                <w:szCs w:val="20"/>
-              </w:rPr>
-              <w:t xml:space="preserve">页面上建不了复核批次</w:t>
-            </w:r>
-            <w:r>
-              <w:rPr>
-                <w:sz w:val="20"/>
-                <w:szCs w:val="20"/>
-              </w:rPr>
-              <w:t xml:space="preserve">：复核页没有入口，只有接口 </w:t>
-            </w:r>
-            <w:r>
-              <w:rPr>
-                <w:rFonts w:ascii="Consolas" w:eastAsia="Microsoft YaHei" w:hAnsi="Consolas"/>
-                <w:sz w:val="20"/>
-                <w:szCs w:val="20"/>
-                <w:shd w:fill="F0EFEC" w:color="auto" w:val="clear"/>
-              </w:rPr>
-              <w:t xml:space="preserve">POST /api/review/batches</w:t>
-            </w:r>
-            <w:r>
-              <w:rPr>
-                <w:sz w:val="20"/>
-                <w:szCs w:val="20"/>
-              </w:rPr>
-              <w:t xml:space="preserve">；第一轮测试清单 4.2 照页面做不了。</w:t>
-            </w:r>
-          </w:p>
-          <w:p>
-            <w:pPr>
-              <w:pStyle w:val="ListParagraph"/>
-              <w:numPr>
-                <w:ilvl w:val="0"/>
-                <w:numId w:val="2"/>
-              </w:numPr>
-              <w:spacing w:after="30" w:line="276"/>
-            </w:pPr>
-            <w:r>
-              <w:rPr>
-                <w:b/>
-                <w:bCs/>
-                <w:sz w:val="20"/>
-                <w:szCs w:val="20"/>
-              </w:rPr>
-              <w:t xml:space="preserve">复核员用户名写死</w:t>
-            </w:r>
-            <w:r>
-              <w:rPr>
-                <w:sz w:val="20"/>
-                <w:szCs w:val="20"/>
-              </w:rPr>
-              <w:t xml:space="preserve">：后端只把条目分给 </w:t>
-            </w:r>
-            <w:r>
-              <w:rPr>
-                <w:rFonts w:ascii="Consolas" w:eastAsia="Microsoft YaHei" w:hAnsi="Consolas"/>
-                <w:sz w:val="20"/>
-                <w:szCs w:val="20"/>
-                <w:shd w:fill="F0EFEC" w:color="auto" w:val="clear"/>
-              </w:rPr>
-              <w:t xml:space="preserve">reviewer1</w:t>
-            </w:r>
-            <w:r>
-              <w:rPr>
-                <w:sz w:val="20"/>
-                <w:szCs w:val="20"/>
-              </w:rPr>
-              <w:t xml:space="preserve">、</w:t>
-            </w:r>
-            <w:r>
-              <w:rPr>
-                <w:rFonts w:ascii="Consolas" w:eastAsia="Microsoft YaHei" w:hAnsi="Consolas"/>
-                <w:sz w:val="20"/>
-                <w:szCs w:val="20"/>
-                <w:shd w:fill="F0EFEC" w:color="auto" w:val="clear"/>
-              </w:rPr>
-              <w:t xml:space="preserve">reviewer2</w:t>
-            </w:r>
-            <w:r>
-              <w:rPr>
-                <w:sz w:val="20"/>
-                <w:szCs w:val="20"/>
-              </w:rPr>
-              <w:t xml:space="preserve"> 两个用户名。本次先用 rev_a / rev_b 建的复核员，GD 批次 11 条全部没有分派到人（图 6 里 #1–#8 第一复核员都是“—”）；改用 reviewer1 / reviewer2 后 GAM 批次正常分派。</w:t>
-            </w:r>
-          </w:p>
-          <w:p>
-            <w:pPr>
-              <w:pStyle w:val="ListParagraph"/>
-              <w:numPr>
-                <w:ilvl w:val="0"/>
-                <w:numId w:val="2"/>
-              </w:numPr>
-              <w:spacing w:after="30" w:line="276"/>
-            </w:pPr>
-            <w:r>
-              <w:rPr>
-                <w:sz w:val="20"/>
-                <w:szCs w:val="20"/>
-              </w:rPr>
-              <w:t xml:space="preserve">复核页下方还写着“演示：用 reviewer1 / reviewer2 分别登录…”。</w:t>
-            </w:r>
-          </w:p>
-        </w:tc>
-      </w:tr>
-    </w:tbl>
-    <w:p>
-      <w:pPr>
-        <w:spacing w:after="100" w:line="120"/>
-      </w:pPr>
+        <w:t xml:space="preserve">图 5　“建复核批次”对话框：选运行、类型、上限、复核员</w:t>
+      </w:r>
     </w:p>
     <w:p>
       <w:pPr>
@@ -4278,7 +3974,7 @@
           <wp:inline distT="0" distB="0" distL="0" distR="0">
             <wp:extent cx="6096000" cy="3810000"/>
             <wp:effectExtent t="0" r="0" b="0" l="0"/>
-            <wp:docPr id="6" name="图 6　研究者看到的复核进度（rb-1 的条目没有分派到人）" descr="图 6　研究者看到的复核进度（rb-1 的条目没有分派到人）" title="图 6　研究者看到的复核进度（rb-1 的条目没有分派到人）"/>
+            <wp:docPr id="6" name="图 6　研究者看到的复核进度" descr="图 6　研究者看到的复核进度" title="图 6　研究者看到的复核进度"/>
             <wp:cNvGraphicFramePr>
               <a:graphicFrameLocks xmlns:a="http://schemas.openxmlformats.org/drawingml/2006/main" noChangeAspect="1"/>
             </wp:cNvGraphicFramePr>
@@ -4325,7 +4021,7 @@
           <w:sz w:val="18"/>
           <w:szCs w:val="18"/>
         </w:rPr>
-        <w:t xml:space="preserve">图 6　研究者看到的复核进度（rb-1 的条目没有分派到人）</w:t>
+        <w:t xml:space="preserve">图 6　研究者看到的复核进度</w:t>
       </w:r>
     </w:p>
     <w:p>
@@ -4538,7 +4234,7 @@
                 <w:sz w:val="20"/>
                 <w:szCs w:val="20"/>
               </w:rPr>
-              <w:t xml:space="preserve">定稿后提示“#12 已定稿，写入复核层；病例时间线的有效值随之更新”，条目移到“已定稿”</w:t>
+              <w:t xml:space="preserve">定稿后提示“#1 已定稿，写入复核层；病例时间线的有效值随之更新”，条目移到“已定稿”</w:t>
             </w:r>
           </w:p>
           <w:p>
@@ -4847,7 +4543,7 @@
                 <w:sz w:val="20"/>
                 <w:szCs w:val="20"/>
               </w:rPr>
-              <w:t xml:space="preserve">KPI：就诊 45、待复核条目、A 类双人一致性（配对不足 10 条时不报 κ）、隐私审计 0 命中</w:t>
+              <w:t xml:space="preserve">页头：当前运行（每个来源一条）；“系统内照实显示（不做小格抑制，D41）；对外报告要抑制时由后端按 FLUCASE_SMALL_CELL=1 处理”</w:t>
             </w:r>
           </w:p>
           <w:p>
@@ -4864,7 +4560,7 @@
                 <w:sz w:val="20"/>
                 <w:szCs w:val="20"/>
               </w:rPr>
-              <w:t xml:space="preserve">字段覆盖率、时间精度构成、体温测量次数、发热状态 × 来源、人群（确诊、≥60、≥65 岁）、冲突与告警、复核一致性、可行性计数</w:t>
+              <w:t xml:space="preserve">KPI：就诊 45（3 个来源的当前运行）、待复核条目（2 个复核批次）、A 类双人一致性（配对不足 10 条时不报 κ）、隐私检查（还没导出时为“—”，导出后显示最近一次导出的隐私正则命中数）</w:t>
             </w:r>
           </w:p>
           <w:p>
@@ -4881,7 +4577,115 @@
                 <w:sz w:val="20"/>
                 <w:szCs w:val="20"/>
               </w:rPr>
+              <w:t xml:space="preserve">数字照实显示：如 XZ 的 5 次就诊显示“5”，不再显示“&lt;10”</w:t>
+            </w:r>
+          </w:p>
+          <w:p>
+            <w:pPr>
+              <w:pStyle w:val="ListParagraph"/>
+              <w:numPr>
+                <w:ilvl w:val="0"/>
+                <w:numId w:val="2"/>
+              </w:numPr>
+              <w:spacing w:after="30" w:line="276"/>
+            </w:pPr>
+            <w:r>
+              <w:rPr>
+                <w:sz w:val="20"/>
+                <w:szCs w:val="20"/>
+              </w:rPr>
+              <w:t xml:space="preserve">字段覆盖率、时间精度构成、体温测量次数、发热状态 × 来源、人群（确诊、≥60、≥65 岁）、冲突与告警、复核一致性</w:t>
+            </w:r>
+          </w:p>
+          <w:p>
+            <w:pPr>
+              <w:pStyle w:val="ListParagraph"/>
+              <w:numPr>
+                <w:ilvl w:val="0"/>
+                <w:numId w:val="2"/>
+              </w:numPr>
+              <w:spacing w:after="30" w:line="276"/>
+            </w:pPr>
+            <w:r>
+              <w:rPr>
+                <w:sz w:val="20"/>
+                <w:szCs w:val="20"/>
+              </w:rPr>
+              <w:t xml:space="preserve">可行性计数：病例库每个中心都算，按就诊场景分住院 / 门急诊（如 GAM 住院“主诉能解析出急性起病时长”10 / 10、GAM 门诊“发病 ≤2 天就诊”11 / 17）</w:t>
+            </w:r>
+          </w:p>
+          <w:p>
+            <w:pPr>
+              <w:pStyle w:val="ListParagraph"/>
+              <w:numPr>
+                <w:ilvl w:val="0"/>
+                <w:numId w:val="2"/>
+              </w:numPr>
+              <w:spacing w:after="30" w:line="276"/>
+            </w:pPr>
+            <w:r>
+              <w:rPr>
+                <w:sz w:val="20"/>
+                <w:szCs w:val="20"/>
+              </w:rPr>
               <w:t xml:space="preserve">最下面是“冻结快照（S11）与数据使用台账”</w:t>
+            </w:r>
+          </w:p>
+        </w:tc>
+      </w:tr>
+    </w:tbl>
+    <w:p>
+      <w:pPr>
+        <w:spacing w:after="100" w:line="120"/>
+      </w:pPr>
+    </w:p>
+    <w:tbl>
+      <w:tblPr>
+        <w:tblW w:type="dxa" w:w="9638"/>
+        <w:tblBorders>
+          <w:top w:val="single" w:color="auto" w:sz="4"/>
+          <w:left w:val="single" w:color="auto" w:sz="4"/>
+          <w:bottom w:val="single" w:color="auto" w:sz="4"/>
+          <w:right w:val="single" w:color="auto" w:sz="4"/>
+          <w:insideH w:val="single" w:color="auto" w:sz="4"/>
+          <w:insideV w:val="single" w:color="auto" w:sz="4"/>
+        </w:tblBorders>
+        <w:tblLayout w:type="fixed"/>
+      </w:tblPr>
+      <w:tblGrid>
+        <w:gridCol w:w="9638"/>
+      </w:tblGrid>
+      <w:tr>
+        <w:trPr>
+          <w:cantSplit/>
+        </w:trPr>
+        <w:tc>
+          <w:tcPr>
+            <w:tcW w:type="dxa" w:w="9638"/>
+            <w:tcBorders>
+              <w:top w:val="none" w:color="FFFFFF" w:sz="0"/>
+              <w:left w:val="single" w:color="2A78D6" w:sz="24"/>
+              <w:bottom w:val="none" w:color="FFFFFF" w:sz="0"/>
+              <w:right w:val="none" w:color="FFFFFF" w:sz="0"/>
+            </w:tcBorders>
+            <w:shd w:fill="EAF2FC" w:color="auto" w:val="clear"/>
+            <w:tcMar>
+              <w:top w:type="dxa" w:w="80"/>
+              <w:left w:type="dxa" w:w="120"/>
+              <w:bottom w:type="dxa" w:w="80"/>
+              <w:right w:type="dxa" w:w="120"/>
+            </w:tcMar>
+          </w:tcPr>
+          <w:p>
+            <w:pPr>
+              <w:spacing w:line="300"/>
+            </w:pPr>
+            <w:r>
+              <w:rPr>
+                <w:sz w:val="20"/>
+                <w:szCs w:val="20"/>
+              </w:rPr>
+              <w:t xml:space="preserve">设了 FLUCASE_SMALL_CELL=1 重启后，1–9 显示“&lt;10”、分母不足 10 的比例显示“—”，页头也会说明。</w:t>
             </w:r>
           </w:p>
         </w:tc>
@@ -4953,116 +4757,6 @@
         <w:t xml:space="preserve">图 9　质控看板</w:t>
       </w:r>
     </w:p>
-    <w:tbl>
-      <w:tblPr>
-        <w:tblW w:type="dxa" w:w="9638"/>
-        <w:tblBorders>
-          <w:top w:val="single" w:color="auto" w:sz="4"/>
-          <w:left w:val="single" w:color="auto" w:sz="4"/>
-          <w:bottom w:val="single" w:color="auto" w:sz="4"/>
-          <w:right w:val="single" w:color="auto" w:sz="4"/>
-          <w:insideH w:val="single" w:color="auto" w:sz="4"/>
-          <w:insideV w:val="single" w:color="auto" w:sz="4"/>
-        </w:tblBorders>
-        <w:tblLayout w:type="fixed"/>
-      </w:tblPr>
-      <w:tblGrid>
-        <w:gridCol w:w="9638"/>
-      </w:tblGrid>
-      <w:tr>
-        <w:trPr>
-          <w:cantSplit/>
-        </w:trPr>
-        <w:tc>
-          <w:tcPr>
-            <w:tcW w:type="dxa" w:w="9638"/>
-            <w:tcBorders>
-              <w:top w:val="none" w:color="FFFFFF" w:sz="0"/>
-              <w:left w:val="single" w:color="E0A100" w:sz="24"/>
-              <w:bottom w:val="none" w:color="FFFFFF" w:sz="0"/>
-              <w:right w:val="none" w:color="FFFFFF" w:sz="0"/>
-            </w:tcBorders>
-            <w:shd w:fill="FFF3D6" w:color="auto" w:val="clear"/>
-            <w:tcMar>
-              <w:top w:type="dxa" w:w="80"/>
-              <w:left w:type="dxa" w:w="120"/>
-              <w:bottom w:type="dxa" w:w="80"/>
-              <w:right w:type="dxa" w:w="120"/>
-            </w:tcMar>
-          </w:tcPr>
-          <w:p>
-            <w:pPr>
-              <w:spacing w:after="60"/>
-            </w:pPr>
-            <w:r>
-              <w:rPr>
-                <w:b/>
-                <w:bCs/>
-                <w:sz w:val="20"/>
-                <w:szCs w:val="20"/>
-              </w:rPr>
-              <w:t xml:space="preserve">已知问题（本次测试发现，修复前会遇到）</w:t>
-            </w:r>
-          </w:p>
-          <w:p>
-            <w:pPr>
-              <w:pStyle w:val="ListParagraph"/>
-              <w:numPr>
-                <w:ilvl w:val="0"/>
-                <w:numId w:val="2"/>
-              </w:numPr>
-              <w:spacing w:after="30" w:line="276"/>
-            </w:pPr>
-            <w:r>
-              <w:rPr>
-                <w:sz w:val="20"/>
-                <w:szCs w:val="20"/>
-              </w:rPr>
-              <w:t xml:space="preserve">页面把 1–9 一律显示成“&lt;10”、分母不足 10 的比例显示“—”，页头还写“已做小格抑制……演示数据全部虚构”。按 D41，系统内应照实显示（后端默认也不抑制），是前端写死了。</w:t>
-            </w:r>
-          </w:p>
-          <w:p>
-            <w:pPr>
-              <w:pStyle w:val="ListParagraph"/>
-              <w:numPr>
-                <w:ilvl w:val="0"/>
-                <w:numId w:val="2"/>
-              </w:numPr>
-              <w:spacing w:after="30" w:line="276"/>
-            </w:pPr>
-            <w:r>
-              <w:rPr>
-                <w:sz w:val="20"/>
-                <w:szCs w:val="20"/>
-              </w:rPr>
-              <w:t xml:space="preserve">“可行性计数”大多按旧来源（EHR 导出、门急诊导出、GD式 CRF 宽表）统计，病例库来源只出现在 SpO2 一行，其余都是“— / 0”。</w:t>
-            </w:r>
-          </w:p>
-          <w:p>
-            <w:pPr>
-              <w:pStyle w:val="ListParagraph"/>
-              <w:numPr>
-                <w:ilvl w:val="0"/>
-                <w:numId w:val="2"/>
-              </w:numPr>
-              <w:spacing w:after="30" w:line="276"/>
-            </w:pPr>
-            <w:r>
-              <w:rPr>
-                <w:sz w:val="20"/>
-                <w:szCs w:val="20"/>
-              </w:rPr>
-              <w:t xml:space="preserve">KPI 的“0 个批次”指旧的导入批次，“隐私审计：化名与清洗之后逐运行检查”也是旧说法。</w:t>
-            </w:r>
-          </w:p>
-        </w:tc>
-      </w:tr>
-    </w:tbl>
-    <w:p>
-      <w:pPr>
-        <w:spacing w:after="100" w:line="120"/>
-      </w:pPr>
-    </w:p>
     <w:p>
       <w:pPr>
         <w:pStyle w:val="Heading2"/>
@@ -5188,7 +4882,7 @@
                 <w:sz w:val="20"/>
                 <w:szCs w:val="20"/>
               </w:rPr>
-              <w:t xml:space="preserve">点“冻结当前有效层”，填用途（如“第一轮测试：冻结与导出演练”），点“冻结”</w:t>
+              <w:t xml:space="preserve">点“冻结当前有效层”，填用途（如“第一轮测试：冻结与导出演练”；正式模式下不预填，必须写），点“冻结”</w:t>
             </w:r>
           </w:p>
         </w:tc>
@@ -5222,7 +4916,7 @@
                 <w:sz w:val="20"/>
                 <w:szCs w:val="20"/>
               </w:rPr>
-              <w:t xml:space="preserve">提示“快照 #1 已冻结：sha256 d4b1918b8db1…；还有 7 条 A 类条目没有定稿（只提示，不阻止）”</w:t>
+              <w:t xml:space="preserve">提示“快照 #1 已冻结：sha256 …；还有 N 条 A 类条目没有定稿（只提示，不阻止）”</w:t>
             </w:r>
           </w:p>
           <w:p>
@@ -5239,7 +4933,7 @@
                 <w:sz w:val="20"/>
                 <w:szCs w:val="20"/>
               </w:rPr>
-              <w:t xml:space="preserve">快照表一行：冻结于、用途、运行（5、7、8）、规则集 guideline2025_v0.1、内容“45 次就诊；复核覆盖 2 条；未定稿 A 类 7 条”、sha256、“导出标准格式”</w:t>
+              <w:t xml:space="preserve">快照表一行：冻结于、用途、运行、规则集 guideline2025_v0.1、内容“45 次就诊；复核覆盖 N 条；未定稿 A 类 N 条”、sha256、“导出标准格式”</w:t>
             </w:r>
           </w:p>
         </w:tc>
@@ -5548,7 +5242,7 @@
                 <w:sz w:val="20"/>
                 <w:szCs w:val="20"/>
               </w:rPr>
-              <w:t xml:space="preserve">提示“版本 std_v2_20261016：已写到数据区 exports/std_v2_20261016/（45 次就诊；隐私正则 0 命中；处理地点 …）”</w:t>
+              <w:t xml:space="preserve">提示“版本 std_v2_…：已写到数据区 exports/std_v2_…/（45 次就诊；隐私正则 0 命中；处理地点 …）”</w:t>
             </w:r>
           </w:p>
           <w:p>
@@ -5582,7 +5276,7 @@
                 <w:sz w:val="20"/>
                 <w:szCs w:val="20"/>
               </w:rPr>
-              <w:t xml:space="preserve">manifest 记着快照 sha256、运行号、规则集 sha256、代码版本 0.1.0+51beaca、输入文件的 sha256、处理地点；</w:t>
+              <w:t xml:space="preserve">manifest 记着快照 sha256、运行号、规则集 sha256、代码版本、输入文件的 sha256、处理地点；</w:t>
             </w:r>
             <w:r>
               <w:rPr>
@@ -5599,6 +5293,23 @@
                 <w:szCs w:val="20"/>
               </w:rPr>
               <w:t xml:space="preserve"> 全部 OK</w:t>
+            </w:r>
+          </w:p>
+          <w:p>
+            <w:pPr>
+              <w:pStyle w:val="ListParagraph"/>
+              <w:numPr>
+                <w:ilvl w:val="0"/>
+                <w:numId w:val="2"/>
+              </w:numPr>
+              <w:spacing w:after="30" w:line="276"/>
+            </w:pPr>
+            <w:r>
+              <w:rPr>
+                <w:sz w:val="20"/>
+                <w:szCs w:val="20"/>
+              </w:rPr>
+              <w:t xml:space="preserve">导出以后质控看板的“隐私检查”显示这次导出的命中数</w:t>
             </w:r>
           </w:p>
         </w:tc>
@@ -5653,7 +5364,7 @@
                 <w:sz w:val="17"/>
                 <w:szCs w:val="17"/>
               </w:rPr>
-              <w:t xml:space="preserve">cd "$FLUCASE_DATA_DIR/exports/std_v2_20261016" &amp;&amp; shasum -a 256 -c SHA256SUMS</w:t>
+              <w:t xml:space="preserve">cd "$FLUCASE_DATA_DIR/exports/std_v2_&lt;日期&gt;" &amp;&amp; shasum -a 256 -c SHA256SUMS</w:t>
             </w:r>
           </w:p>
           <w:p>
@@ -5666,7 +5377,7 @@
                 <w:sz w:val="17"/>
                 <w:szCs w:val="17"/>
               </w:rPr>
-              <w:t xml:space="preserve"># 命令行导出（本次没测这条）：目录必须不存在；--strict 时隐私正则命中就不写出</w:t>
+              <w:t xml:space="preserve"># 命令行导出：目录必须不存在；--strict 时隐私正则命中就不写出</w:t>
             </w:r>
           </w:p>
           <w:p>
@@ -5944,7 +5655,7 @@
                 <w:sz w:val="20"/>
                 <w:szCs w:val="20"/>
               </w:rPr>
-              <w:t xml:space="preserve">重算后提示“已生成运行 #10、#11、#12（guideline2025_v0.1）；病例、复核、质控都已切换到新运行”</w:t>
+              <w:t xml:space="preserve">重算后提示“已生成运行 …（guideline2025_v0.1）；病例、复核、质控都已切换到新运行”</w:t>
             </w:r>
           </w:p>
           <w:p>
@@ -5961,7 +5672,7 @@
                 <w:sz w:val="20"/>
                 <w:szCs w:val="20"/>
               </w:rPr>
-              <w:t xml:space="preserve">复核结果按抽取记录编号沿用（共识定稿的 #12 在新运行里仍生效）</w:t>
+              <w:t xml:space="preserve">复核结果按抽取记录编号沿用（共识定稿的条目在新运行里仍生效）</w:t>
             </w:r>
           </w:p>
         </w:tc>
@@ -6158,7 +5869,24 @@
                 <w:sz w:val="20"/>
                 <w:szCs w:val="20"/>
               </w:rPr>
-              <w:t xml:space="preserve">质控看板 →“抽取评测”页签 → 填份数和种子 → 点“抽样建批次”</w:t>
+              <w:t xml:space="preserve">质控看板 →“抽取评测”页签</w:t>
+            </w:r>
+          </w:p>
+          <w:p>
+            <w:pPr>
+              <w:pStyle w:val="ListParagraph"/>
+              <w:numPr>
+                <w:ilvl w:val="0"/>
+                <w:numId w:val="16"/>
+              </w:numPr>
+              <w:spacing w:after="30" w:line="276"/>
+            </w:pPr>
+            <w:r>
+              <w:rPr>
+                <w:sz w:val="20"/>
+                <w:szCs w:val="20"/>
+              </w:rPr>
+              <w:t xml:space="preserve">“从”选运行（各来源的当前运行，默认 GAM 病例库），填份数和种子，点“抽样建批次”</w:t>
             </w:r>
           </w:p>
         </w:tc>
@@ -6192,7 +5920,24 @@
                 <w:sz w:val="20"/>
                 <w:szCs w:val="20"/>
               </w:rPr>
-              <w:t xml:space="preserve">应该：从有病历的就诊里分层抽样，建一个全字段标注批次</w:t>
+              <w:t xml:space="preserve">提示“已建全字段标注批次 rb-3：4 份（种子 20261012），每份分给两位医生”（本次抽 4 份）</w:t>
+            </w:r>
+          </w:p>
+          <w:p>
+            <w:pPr>
+              <w:pStyle w:val="ListParagraph"/>
+              <w:numPr>
+                <w:ilvl w:val="0"/>
+                <w:numId w:val="2"/>
+              </w:numPr>
+              <w:spacing w:after="30" w:line="276"/>
+            </w:pPr>
+            <w:r>
+              <w:rPr>
+                <w:sz w:val="20"/>
+                <w:szCs w:val="20"/>
+              </w:rPr>
+              <w:t xml:space="preserve">只抽有病历文书的就诊，已经抽过的不再抽；复核员在“复核”页看到类别为“全字段标注”的条目</w:t>
             </w:r>
           </w:p>
         </w:tc>
@@ -6214,7 +5959,7 @@
           <wp:inline distT="0" distB="0" distL="0" distR="0">
             <wp:extent cx="6096000" cy="3810000"/>
             <wp:effectExtent t="0" r="0" b="0" l="0"/>
-            <wp:docPr id="14" name="图 14　抽取评测页签" descr="图 14　抽取评测页签" title="图 14　抽取评测页签"/>
+            <wp:docPr id="14" name="图 14　抽取评测页签：选运行抽样" descr="图 14　抽取评测页签：选运行抽样" title="图 14　抽取评测页签：选运行抽样"/>
             <wp:cNvGraphicFramePr>
               <a:graphicFrameLocks xmlns:a="http://schemas.openxmlformats.org/drawingml/2006/main" noChangeAspect="1"/>
             </wp:cNvGraphicFramePr>
@@ -6261,95 +6006,8 @@
           <w:sz w:val="18"/>
           <w:szCs w:val="18"/>
         </w:rPr>
-        <w:t xml:space="preserve">图 14　抽取评测页签</w:t>
-      </w:r>
-    </w:p>
-    <w:tbl>
-      <w:tblPr>
-        <w:tblW w:type="dxa" w:w="9638"/>
-        <w:tblBorders>
-          <w:top w:val="single" w:color="auto" w:sz="4"/>
-          <w:left w:val="single" w:color="auto" w:sz="4"/>
-          <w:bottom w:val="single" w:color="auto" w:sz="4"/>
-          <w:right w:val="single" w:color="auto" w:sz="4"/>
-          <w:insideH w:val="single" w:color="auto" w:sz="4"/>
-          <w:insideV w:val="single" w:color="auto" w:sz="4"/>
-        </w:tblBorders>
-        <w:tblLayout w:type="fixed"/>
-      </w:tblPr>
-      <w:tblGrid>
-        <w:gridCol w:w="9638"/>
-      </w:tblGrid>
-      <w:tr>
-        <w:trPr>
-          <w:cantSplit/>
-        </w:trPr>
-        <w:tc>
-          <w:tcPr>
-            <w:tcW w:type="dxa" w:w="9638"/>
-            <w:tcBorders>
-              <w:top w:val="none" w:color="FFFFFF" w:sz="0"/>
-              <w:left w:val="single" w:color="E0A100" w:sz="24"/>
-              <w:bottom w:val="none" w:color="FFFFFF" w:sz="0"/>
-              <w:right w:val="none" w:color="FFFFFF" w:sz="0"/>
-            </w:tcBorders>
-            <w:shd w:fill="FFF3D6" w:color="auto" w:val="clear"/>
-            <w:tcMar>
-              <w:top w:type="dxa" w:w="80"/>
-              <w:left w:type="dxa" w:w="120"/>
-              <w:bottom w:type="dxa" w:w="80"/>
-              <w:right w:type="dxa" w:w="120"/>
-            </w:tcMar>
-          </w:tcPr>
-          <w:p>
-            <w:pPr>
-              <w:spacing w:after="60"/>
-            </w:pPr>
-            <w:r>
-              <w:rPr>
-                <w:b/>
-                <w:bCs/>
-                <w:sz w:val="20"/>
-                <w:szCs w:val="20"/>
-              </w:rPr>
-              <w:t xml:space="preserve">已知问题（本次测试发现，修复前会遇到）</w:t>
-            </w:r>
-          </w:p>
-          <w:p>
-            <w:pPr>
-              <w:spacing w:line="300"/>
-            </w:pPr>
-            <w:r>
-              <w:rPr>
-                <w:sz w:val="20"/>
-                <w:szCs w:val="20"/>
-              </w:rPr>
-              <w:t xml:space="preserve">实际提示“没有 EHR 运行”：前端只找旧来源 </w:t>
-            </w:r>
-            <w:r>
-              <w:rPr>
-                <w:rFonts w:ascii="Consolas" w:eastAsia="Microsoft YaHei" w:hAnsi="Consolas"/>
-                <w:sz w:val="20"/>
-                <w:szCs w:val="20"/>
-                <w:shd w:fill="F0EFEC" w:color="auto" w:val="clear"/>
-              </w:rPr>
-              <w:t xml:space="preserve">GAM_EHR</w:t>
-            </w:r>
-            <w:r>
-              <w:rPr>
-                <w:sz w:val="20"/>
-                <w:szCs w:val="20"/>
-              </w:rPr>
-              <w:t xml:space="preserve"> 的运行，病例库来源一律找不到，正式模式下建不了全字段标注批次。</w:t>
-            </w:r>
-          </w:p>
-        </w:tc>
-      </w:tr>
-    </w:tbl>
-    <w:p>
-      <w:pPr>
-        <w:spacing w:after="100" w:line="120"/>
-      </w:pPr>
+        <w:t xml:space="preserve">图 14　抽取评测页签：选运行抽样</w:t>
+      </w:r>
     </w:p>
     <w:p>
       <w:pPr>
@@ -6527,7 +6185,7 @@
                 <w:sz w:val="20"/>
                 <w:szCs w:val="20"/>
               </w:rPr>
-              <w:t xml:space="preserve">总览：就诊（3 个来源的当前运行）45、未完成的复核条目、A 类待共识、隐私审计；运行记录每行是一次计算（病例库 · 中心、规则集、复核候选 A / B、完成时间、“当前”）</w:t>
+              <w:t xml:space="preserve">总览：就诊（3 个来源的当前运行）45、未完成的复核条目、A 类待共识、隐私检查；运行记录每行是一次计算（病例库 · 中心、规则集、复核候选 A / B、完成时间、“当前”）；正式模式下没有演示脚本</w:t>
             </w:r>
           </w:p>
           <w:p>
@@ -6564,7 +6222,7 @@
       <w:r>
         <w:drawing>
           <wp:inline distT="0" distB="0" distL="0" distR="0">
-            <wp:extent cx="6096000" cy="3810000"/>
+            <wp:extent cx="6096000" cy="2514600"/>
             <wp:effectExtent t="0" r="0" b="0" l="0"/>
             <wp:docPr id="15" name="图 15　总览：运行记录" descr="图 15　总览：运行记录" title="图 15　总览：运行记录"/>
             <wp:cNvGraphicFramePr>
@@ -6589,7 +6247,7 @@
                   <pic:spPr bwMode="auto">
                     <a:xfrm>
                       <a:off x="0" y="0"/>
-                      <a:ext cx="6096000" cy="3810000"/>
+                      <a:ext cx="6096000" cy="2514600"/>
                     </a:xfrm>
                     <a:prstGeom prst="rect">
                       <a:avLst/>
@@ -6677,77 +6335,6 @@
         <w:t xml:space="preserve">图 16　批次与运行</w:t>
       </w:r>
     </w:p>
-    <w:tbl>
-      <w:tblPr>
-        <w:tblW w:type="dxa" w:w="9638"/>
-        <w:tblBorders>
-          <w:top w:val="single" w:color="auto" w:sz="4"/>
-          <w:left w:val="single" w:color="auto" w:sz="4"/>
-          <w:bottom w:val="single" w:color="auto" w:sz="4"/>
-          <w:right w:val="single" w:color="auto" w:sz="4"/>
-          <w:insideH w:val="single" w:color="auto" w:sz="4"/>
-          <w:insideV w:val="single" w:color="auto" w:sz="4"/>
-        </w:tblBorders>
-        <w:tblLayout w:type="fixed"/>
-      </w:tblPr>
-      <w:tblGrid>
-        <w:gridCol w:w="9638"/>
-      </w:tblGrid>
-      <w:tr>
-        <w:trPr>
-          <w:cantSplit/>
-        </w:trPr>
-        <w:tc>
-          <w:tcPr>
-            <w:tcW w:type="dxa" w:w="9638"/>
-            <w:tcBorders>
-              <w:top w:val="none" w:color="FFFFFF" w:sz="0"/>
-              <w:left w:val="single" w:color="E0A100" w:sz="24"/>
-              <w:bottom w:val="none" w:color="FFFFFF" w:sz="0"/>
-              <w:right w:val="none" w:color="FFFFFF" w:sz="0"/>
-            </w:tcBorders>
-            <w:shd w:fill="FFF3D6" w:color="auto" w:val="clear"/>
-            <w:tcMar>
-              <w:top w:type="dxa" w:w="80"/>
-              <w:left w:type="dxa" w:w="120"/>
-              <w:bottom w:type="dxa" w:w="80"/>
-              <w:right w:type="dxa" w:w="120"/>
-            </w:tcMar>
-          </w:tcPr>
-          <w:p>
-            <w:pPr>
-              <w:spacing w:after="60"/>
-            </w:pPr>
-            <w:r>
-              <w:rPr>
-                <w:b/>
-                <w:bCs/>
-                <w:sz w:val="20"/>
-                <w:szCs w:val="20"/>
-              </w:rPr>
-              <w:t xml:space="preserve">已知问题（本次测试发现，修复前会遇到）</w:t>
-            </w:r>
-          </w:p>
-          <w:p>
-            <w:pPr>
-              <w:spacing w:line="300"/>
-            </w:pPr>
-            <w:r>
-              <w:rPr>
-                <w:sz w:val="20"/>
-                <w:szCs w:val="20"/>
-              </w:rPr>
-              <w:t xml:space="preserve">总览在正式模式下仍显示“演示脚本（约 15 分钟）”和 DEMO-E0007 等演示病例的链接。</w:t>
-            </w:r>
-          </w:p>
-        </w:tc>
-      </w:tr>
-    </w:tbl>
-    <w:p>
-      <w:pPr>
-        <w:spacing w:after="100" w:line="120"/>
-      </w:pPr>
-    </w:p>
     <w:p>
       <w:pPr>
         <w:pStyle w:val="Heading2"/>
@@ -7127,7 +6714,7 @@
                 <w:sz w:val="20"/>
                 <w:szCs w:val="20"/>
               </w:rPr>
-              <w:t xml:space="preserve">每次登录、登录失败、登录被锁、导入上传 / 确认 / 撤销、更正、问题处理、下载回执、下载原始文件、建复核批次、复核判定、共识、冻结、导出、建账号、停用、重设密码都有一条</w:t>
+              <w:t xml:space="preserve">每次登录、登录失败、登录被锁、导入上传 / 跳过文件 / 确认 / 撤销、更正、问题处理、下载回执、下载原始文件、建复核批次、复核判定、共识、冻结、导出、建账号、停用、重设密码都有一条</w:t>
             </w:r>
           </w:p>
           <w:p>
@@ -7144,7 +6731,7 @@
                 <w:sz w:val="20"/>
                 <w:szCs w:val="20"/>
               </w:rPr>
-              <w:t xml:space="preserve">本次测试共 96 条（时间为 UTC，带 Z）</w:t>
+              <w:t xml:space="preserve">时间是本地时间（带时区，如 +08:00）</w:t>
             </w:r>
           </w:p>
         </w:tc>
@@ -7364,7 +6951,7 @@
                 <w:sz w:val="20"/>
                 <w:szCs w:val="20"/>
               </w:rPr>
-              <w:t xml:space="preserve">（找一个不常用的账号）连续输错 5 次密码，第 6 次用正确密码</w:t>
+              <w:t xml:space="preserve">（找一个不常用的账号）连续输错 5 次密码，第 6 次用正确密码；再用另一个账号登录</w:t>
             </w:r>
           </w:p>
         </w:tc>
@@ -7431,7 +7018,7 @@
                 <w:sz w:val="20"/>
                 <w:szCs w:val="20"/>
               </w:rPr>
-              <w:t xml:space="preserve">备份：“已备份到 …：应用库 + 原始文件 9 个”；目录里 app.db、archive/、backup.json、SHA256SUMS，校验全部 OK；同一目录再备份一次会报“备份目录已存在…（每次备份用新目录）”</w:t>
+              <w:t xml:space="preserve">备份：“已备份到 …：应用库 + 原始文件 N 个”；目录里 app.db、archive/、backup.json、SHA256SUMS，校验全部 OK；同一目录再备份一次会报“备份目录已存在…（每次备份用新目录）”</w:t>
             </w:r>
           </w:p>
           <w:p>
@@ -7448,7 +7035,7 @@
                 <w:sz w:val="20"/>
                 <w:szCs w:val="20"/>
               </w:rPr>
-              <w:t xml:space="preserve">第 6 次提示“登录失败次数太多，请 15 分钟后再试；忘记密码请找研究者重设”</w:t>
+              <w:t xml:space="preserve">第 6 次提示“这个账号登录失败次数太多，请 15 分钟后再试；忘记密码请找研究者重设”；同一台电脑上别的账号照常登录（只按账号锁，D47）；15 分钟后自动解除</w:t>
             </w:r>
           </w:p>
         </w:tc>
@@ -7520,93 +7107,6 @@
         <w:t xml:space="preserve">图 17　登录被暂停</w:t>
       </w:r>
     </w:p>
-    <w:tbl>
-      <w:tblPr>
-        <w:tblW w:type="dxa" w:w="9638"/>
-        <w:tblBorders>
-          <w:top w:val="single" w:color="auto" w:sz="4"/>
-          <w:left w:val="single" w:color="auto" w:sz="4"/>
-          <w:bottom w:val="single" w:color="auto" w:sz="4"/>
-          <w:right w:val="single" w:color="auto" w:sz="4"/>
-          <w:insideH w:val="single" w:color="auto" w:sz="4"/>
-          <w:insideV w:val="single" w:color="auto" w:sz="4"/>
-        </w:tblBorders>
-        <w:tblLayout w:type="fixed"/>
-      </w:tblPr>
-      <w:tblGrid>
-        <w:gridCol w:w="9638"/>
-      </w:tblGrid>
-      <w:tr>
-        <w:trPr>
-          <w:cantSplit/>
-        </w:trPr>
-        <w:tc>
-          <w:tcPr>
-            <w:tcW w:type="dxa" w:w="9638"/>
-            <w:tcBorders>
-              <w:top w:val="none" w:color="FFFFFF" w:sz="0"/>
-              <w:left w:val="single" w:color="E0A100" w:sz="24"/>
-              <w:bottom w:val="none" w:color="FFFFFF" w:sz="0"/>
-              <w:right w:val="none" w:color="FFFFFF" w:sz="0"/>
-            </w:tcBorders>
-            <w:shd w:fill="FFF3D6" w:color="auto" w:val="clear"/>
-            <w:tcMar>
-              <w:top w:type="dxa" w:w="80"/>
-              <w:left w:type="dxa" w:w="120"/>
-              <w:bottom w:type="dxa" w:w="80"/>
-              <w:right w:type="dxa" w:w="120"/>
-            </w:tcMar>
-          </w:tcPr>
-          <w:p>
-            <w:pPr>
-              <w:spacing w:after="60"/>
-            </w:pPr>
-            <w:r>
-              <w:rPr>
-                <w:b/>
-                <w:bCs/>
-                <w:sz w:val="20"/>
-                <w:szCs w:val="20"/>
-              </w:rPr>
-              <w:t xml:space="preserve">已知问题（本次测试发现，修复前会遇到）</w:t>
-            </w:r>
-          </w:p>
-          <w:p>
-            <w:pPr>
-              <w:spacing w:line="300"/>
-            </w:pPr>
-            <w:r>
-              <w:rPr>
-                <w:sz w:val="20"/>
-                <w:szCs w:val="20"/>
-              </w:rPr>
-              <w:t xml:space="preserve">锁定按“账号</w:t>
-            </w:r>
-            <w:r>
-              <w:rPr>
-                <w:b/>
-                <w:bCs/>
-                <w:sz w:val="20"/>
-                <w:szCs w:val="20"/>
-              </w:rPr>
-              <w:t xml:space="preserve">或来源地址</w:t>
-            </w:r>
-            <w:r>
-              <w:rPr>
-                <w:sz w:val="20"/>
-                <w:szCs w:val="20"/>
-              </w:rPr>
-              <w:t xml:space="preserve">”计：本次 viewer1 输错 5 次后，同一地址的 researcher 也被锁 15 分钟。医院内网经同一个出口 IP 访问时，一位医生输错 5 次会锁住全院；计数在内存里，重启服务才清零。是否改成只按账号锁，需研究者定。</w:t>
-            </w:r>
-          </w:p>
-        </w:tc>
-      </w:tr>
-    </w:tbl>
-    <w:p>
-      <w:pPr>
-        <w:spacing w:after="100" w:line="120"/>
-      </w:pPr>
-    </w:p>
     <w:p>
       <w:pPr>
         <w:pStyle w:val="Heading2"/>
@@ -7735,23 +7235,6 @@
               <w:t xml:space="preserve">用 viewer1 登录，看各页面</w:t>
             </w:r>
           </w:p>
-          <w:p>
-            <w:pPr>
-              <w:pStyle w:val="ListParagraph"/>
-              <w:numPr>
-                <w:ilvl w:val="0"/>
-                <w:numId w:val="21"/>
-              </w:numPr>
-              <w:spacing w:after="30" w:line="276"/>
-            </w:pPr>
-            <w:r>
-              <w:rPr>
-                <w:sz w:val="20"/>
-                <w:szCs w:val="20"/>
-              </w:rPr>
-              <w:t xml:space="preserve">（本次用接口核对）打开导入记录和回执</w:t>
-            </w:r>
-          </w:p>
         </w:tc>
         <w:tc>
           <w:tcPr>
@@ -7783,7 +7266,7 @@
                 <w:sz w:val="20"/>
                 <w:szCs w:val="20"/>
               </w:rPr>
-              <w:t xml:space="preserve">菜单：我的中心、导入记录、总览、质控看板、使用说明；欢迎提示写“逐例数据和病历文书不对观察者开放”</w:t>
+              <w:t xml:space="preserve">菜单：我的中心、总览、质控看板、使用说明（没有导入记录；没有“研究者”分组标题）</w:t>
             </w:r>
           </w:p>
           <w:p>
@@ -7800,7 +7283,41 @@
                 <w:sz w:val="20"/>
                 <w:szCs w:val="20"/>
               </w:rPr>
-              <w:t xml:space="preserve">病例库、病例详情、候选分级、复核、审计都打不开（403）</w:t>
+              <w:t xml:space="preserve">“我的中心”可以切换中心，只看汇总数字：已收集、导入次数、待处理问题数、完整度；没有“处理问题”“浏览病例”“导入记录”按钮，“下一步”里没有“去做”链接</w:t>
+            </w:r>
+          </w:p>
+          <w:p>
+            <w:pPr>
+              <w:pStyle w:val="ListParagraph"/>
+              <w:numPr>
+                <w:ilvl w:val="0"/>
+                <w:numId w:val="2"/>
+              </w:numPr>
+              <w:spacing w:after="30" w:line="276"/>
+            </w:pPr>
+            <w:r>
+              <w:rPr>
+                <w:sz w:val="20"/>
+                <w:szCs w:val="20"/>
+              </w:rPr>
+              <w:t xml:space="preserve">欢迎提示：“这里只显示聚合量：我的中心（各中心收集了多少、完整度）、总览和质控看板。导入记录、回执、问题清单、病例和原始文件不对观察者开放。”</w:t>
+            </w:r>
+          </w:p>
+          <w:p>
+            <w:pPr>
+              <w:pStyle w:val="ListParagraph"/>
+              <w:numPr>
+                <w:ilvl w:val="0"/>
+                <w:numId w:val="2"/>
+              </w:numPr>
+              <w:spacing w:after="30" w:line="276"/>
+            </w:pPr>
+            <w:r>
+              <w:rPr>
+                <w:sz w:val="20"/>
+                <w:szCs w:val="20"/>
+              </w:rPr>
+              <w:t xml:space="preserve">导入记录、回执与回执 Excel、问题清单、读取预览、原始文件、病例库、统一格式 Excel、候选分级、复核、审计都打不开（403；D46）</w:t>
             </w:r>
           </w:p>
         </w:tc>
@@ -7872,93 +7389,6 @@
         <w:t xml:space="preserve">图 18　观察者的“我的中心”</w:t>
       </w:r>
     </w:p>
-    <w:tbl>
-      <w:tblPr>
-        <w:tblW w:type="dxa" w:w="9638"/>
-        <w:tblBorders>
-          <w:top w:val="single" w:color="auto" w:sz="4"/>
-          <w:left w:val="single" w:color="auto" w:sz="4"/>
-          <w:bottom w:val="single" w:color="auto" w:sz="4"/>
-          <w:right w:val="single" w:color="auto" w:sz="4"/>
-          <w:insideH w:val="single" w:color="auto" w:sz="4"/>
-          <w:insideV w:val="single" w:color="auto" w:sz="4"/>
-        </w:tblBorders>
-        <w:tblLayout w:type="fixed"/>
-      </w:tblPr>
-      <w:tblGrid>
-        <w:gridCol w:w="9638"/>
-      </w:tblGrid>
-      <w:tr>
-        <w:trPr>
-          <w:cantSplit/>
-        </w:trPr>
-        <w:tc>
-          <w:tcPr>
-            <w:tcW w:type="dxa" w:w="9638"/>
-            <w:tcBorders>
-              <w:top w:val="none" w:color="FFFFFF" w:sz="0"/>
-              <w:left w:val="single" w:color="E0A100" w:sz="24"/>
-              <w:bottom w:val="none" w:color="FFFFFF" w:sz="0"/>
-              <w:right w:val="none" w:color="FFFFFF" w:sz="0"/>
-            </w:tcBorders>
-            <w:shd w:fill="FFF3D6" w:color="auto" w:val="clear"/>
-            <w:tcMar>
-              <w:top w:type="dxa" w:w="80"/>
-              <w:left w:type="dxa" w:w="120"/>
-              <w:bottom w:type="dxa" w:w="80"/>
-              <w:right w:type="dxa" w:w="120"/>
-            </w:tcMar>
-          </w:tcPr>
-          <w:p>
-            <w:pPr>
-              <w:spacing w:after="60"/>
-            </w:pPr>
-            <w:r>
-              <w:rPr>
-                <w:b/>
-                <w:bCs/>
-                <w:sz w:val="20"/>
-                <w:szCs w:val="20"/>
-              </w:rPr>
-              <w:t xml:space="preserve">已知问题（本次测试发现，修复前会遇到）</w:t>
-            </w:r>
-          </w:p>
-          <w:p>
-            <w:pPr>
-              <w:spacing w:line="300"/>
-            </w:pPr>
-            <w:r>
-              <w:rPr>
-                <w:sz w:val="20"/>
-                <w:szCs w:val="20"/>
-              </w:rPr>
-              <w:t xml:space="preserve">但观察者能看所有中心的导入记录和回执（回执 Excel 有姓名和就诊编号）、问题清单的原值，还能在回执页点文件名</w:t>
-            </w:r>
-            <w:r>
-              <w:rPr>
-                <w:b/>
-                <w:bCs/>
-                <w:sz w:val="20"/>
-                <w:szCs w:val="20"/>
-              </w:rPr>
-              <w:t xml:space="preserve">下载医院原始 Excel</w:t>
-            </w:r>
-            <w:r>
-              <w:rPr>
-                <w:sz w:val="20"/>
-                <w:szCs w:val="20"/>
-              </w:rPr>
-              <w:t xml:space="preserve">。“我的中心”也给观察者显示“处理问题”“浏览病例”按钮（点了会被弹回）。观察者该不该看逐例数据和原始文件，需研究者定。</w:t>
-            </w:r>
-          </w:p>
-        </w:tc>
-      </w:tr>
-    </w:tbl>
-    <w:p>
-      <w:pPr>
-        <w:spacing w:after="100" w:line="120"/>
-      </w:pPr>
-    </w:p>
     <w:p>
       <w:pPr>
         <w:pStyle w:val="Heading1"/>
@@ -8179,7 +7609,7 @@
                 <w:sz w:val="19"/>
                 <w:szCs w:val="19"/>
               </w:rPr>
-              <w:t xml:space="preserve">45 例，来源 3 个（病例库 · GD / GAM / 新中心示例）</w:t>
+              <w:t xml:space="preserve">45 例，来源 3 个（病例库 · GD / GAM / XZ）；GAM 27 例都有起病时间（主诉解析），GD 13 例无起病信息</w:t>
             </w:r>
           </w:p>
         </w:tc>
@@ -8242,7 +7672,7 @@
                 <w:sz w:val="19"/>
                 <w:szCs w:val="19"/>
               </w:rPr>
-              <w:t xml:space="preserve">A 8 / B 18；建批次后 23 条（每类最多 10 条）</w:t>
+              <w:t xml:space="preserve">A 8 / B 18；先建批次 rb-1，23 条（每类最多 10 条）</w:t>
             </w:r>
           </w:p>
         </w:tc>
@@ -8305,7 +7735,7 @@
                 <w:sz w:val="19"/>
                 <w:szCs w:val="19"/>
               </w:rPr>
-              <w:t xml:space="preserve">A 1 / B 10；建批次后 11 条</w:t>
+              <w:t xml:space="preserve">A 1 / B 10；再建批次 rb-2，11 条；两批每条都分派到所选的复核员，rev_a、rev_b 各 23 条（A 9、B 14）</w:t>
             </w:r>
           </w:p>
         </w:tc>
@@ -8339,7 +7769,7 @@
                 <w:sz w:val="19"/>
                 <w:szCs w:val="19"/>
               </w:rPr>
-              <w:t xml:space="preserve">共识后冻结</w:t>
+              <w:t xml:space="preserve">XZ 当前运行的复核候选</w:t>
             </w:r>
           </w:p>
         </w:tc>
@@ -8368,7 +7798,7 @@
                 <w:sz w:val="19"/>
                 <w:szCs w:val="19"/>
               </w:rPr>
-              <w:t xml:space="preserve">快照 #1：45 次就诊；复核覆盖 2 条；未定稿 A 类 7 条</w:t>
+              <w:t xml:space="preserve">A 0 / B 1（没建批次）</w:t>
             </w:r>
           </w:p>
         </w:tc>
@@ -8402,7 +7832,7 @@
                 <w:sz w:val="19"/>
                 <w:szCs w:val="19"/>
               </w:rPr>
-              <w:t xml:space="preserve">std_v2 导出</w:t>
+              <w:t xml:space="preserve">院内发病（D48）、R4（D49）</w:t>
             </w:r>
           </w:p>
         </w:tc>
@@ -8431,7 +7861,7 @@
                 <w:sz w:val="19"/>
                 <w:szCs w:val="19"/>
               </w:rPr>
-              <w:t xml:space="preserve">11 个文件，隐私正则 0 命中，SHA256SUMS 全部 OK</w:t>
+              <w:t xml:space="preserve">虚构样例里都是 0：没有院内发病的病例；主诉都读出了 ≤14 天的起病时长</w:t>
             </w:r>
           </w:p>
         </w:tc>
@@ -8465,7 +7895,7 @@
                 <w:sz w:val="19"/>
                 <w:szCs w:val="19"/>
               </w:rPr>
-              <w:t xml:space="preserve">备份</w:t>
+              <w:t xml:space="preserve">全字段标注</w:t>
             </w:r>
           </w:p>
         </w:tc>
@@ -8494,7 +7924,7 @@
                 <w:sz w:val="19"/>
                 <w:szCs w:val="19"/>
               </w:rPr>
-              <w:t xml:space="preserve">应用库 + 原始文件 9 个（每个导入过的不同文件存一份）</w:t>
+              <w:t xml:space="preserve">从 GAM 病例库运行抽 4 份，每份两位复核员</w:t>
             </w:r>
           </w:p>
         </w:tc>
@@ -8528,7 +7958,7 @@
                 <w:sz w:val="19"/>
                 <w:szCs w:val="19"/>
               </w:rPr>
-              <w:t xml:space="preserve">审计</w:t>
+              <w:t xml:space="preserve">std_v2 导出</w:t>
             </w:r>
           </w:p>
         </w:tc>
@@ -8557,135 +7987,7 @@
                 <w:sz w:val="19"/>
                 <w:szCs w:val="19"/>
               </w:rPr>
-              <w:t xml:space="preserve">约 96 条（随操作多少而变）</w:t>
-            </w:r>
-          </w:p>
-        </w:tc>
-      </w:tr>
-    </w:tbl>
-    <w:p>
-      <w:pPr>
-        <w:spacing w:after="80" w:line="120"/>
-      </w:pPr>
-    </w:p>
-    <w:p>
-      <w:pPr>
-        <w:pStyle w:val="Heading1"/>
-        <w:pageBreakBefore/>
-      </w:pPr>
-      <w:r>
-        <w:t xml:space="preserve">3　本次测试发现的问题（按严重程度）</w:t>
-      </w:r>
-    </w:p>
-    <w:tbl>
-      <w:tblPr>
-        <w:tblW w:type="dxa" w:w="9638"/>
-        <w:tblBorders>
-          <w:top w:val="single" w:color="auto" w:sz="4"/>
-          <w:left w:val="single" w:color="auto" w:sz="4"/>
-          <w:bottom w:val="single" w:color="auto" w:sz="4"/>
-          <w:right w:val="single" w:color="auto" w:sz="4"/>
-          <w:insideH w:val="single" w:color="auto" w:sz="4"/>
-          <w:insideV w:val="single" w:color="auto" w:sz="4"/>
-        </w:tblBorders>
-        <w:tblLayout w:type="fixed"/>
-      </w:tblPr>
-      <w:tblGrid>
-        <w:gridCol w:w="1070"/>
-        <w:gridCol w:w="6425"/>
-        <w:gridCol w:w="2143"/>
-      </w:tblGrid>
-      <w:tr>
-        <w:trPr>
-          <w:tblHeader/>
-        </w:trPr>
-        <w:tc>
-          <w:tcPr>
-            <w:tcW w:type="dxa" w:w="1070"/>
-            <w:tcBorders>
-              <w:top w:val="single" w:color="D9D8D1" w:sz="4"/>
-              <w:left w:val="single" w:color="D9D8D1" w:sz="4"/>
-              <w:bottom w:val="single" w:color="D9D8D1" w:sz="4"/>
-              <w:right w:val="single" w:color="D9D8D1" w:sz="4"/>
-            </w:tcBorders>
-            <w:shd w:fill="F0EFEC" w:color="auto" w:val="clear"/>
-            <w:tcMar>
-              <w:top w:type="dxa" w:w="80"/>
-              <w:left w:type="dxa" w:w="120"/>
-              <w:bottom w:type="dxa" w:w="80"/>
-              <w:right w:type="dxa" w:w="120"/>
-            </w:tcMar>
-          </w:tcPr>
-          <w:p>
-            <w:r>
-              <w:rPr>
-                <w:b/>
-                <w:bCs/>
-                <w:color w:val="52514E"/>
-                <w:sz w:val="19"/>
-                <w:szCs w:val="19"/>
-              </w:rPr>
-              <w:t xml:space="preserve">级别</w:t>
-            </w:r>
-          </w:p>
-        </w:tc>
-        <w:tc>
-          <w:tcPr>
-            <w:tcW w:type="dxa" w:w="6425"/>
-            <w:tcBorders>
-              <w:top w:val="single" w:color="D9D8D1" w:sz="4"/>
-              <w:left w:val="single" w:color="D9D8D1" w:sz="4"/>
-              <w:bottom w:val="single" w:color="D9D8D1" w:sz="4"/>
-              <w:right w:val="single" w:color="D9D8D1" w:sz="4"/>
-            </w:tcBorders>
-            <w:shd w:fill="F0EFEC" w:color="auto" w:val="clear"/>
-            <w:tcMar>
-              <w:top w:type="dxa" w:w="80"/>
-              <w:left w:type="dxa" w:w="120"/>
-              <w:bottom w:type="dxa" w:w="80"/>
-              <w:right w:type="dxa" w:w="120"/>
-            </w:tcMar>
-          </w:tcPr>
-          <w:p>
-            <w:r>
-              <w:rPr>
-                <w:b/>
-                <w:bCs/>
-                <w:color w:val="52514E"/>
-                <w:sz w:val="19"/>
-                <w:szCs w:val="19"/>
-              </w:rPr>
-              <w:t xml:space="preserve">问题</w:t>
-            </w:r>
-          </w:p>
-        </w:tc>
-        <w:tc>
-          <w:tcPr>
-            <w:tcW w:type="dxa" w:w="2143"/>
-            <w:tcBorders>
-              <w:top w:val="single" w:color="D9D8D1" w:sz="4"/>
-              <w:left w:val="single" w:color="D9D8D1" w:sz="4"/>
-              <w:bottom w:val="single" w:color="D9D8D1" w:sz="4"/>
-              <w:right w:val="single" w:color="D9D8D1" w:sz="4"/>
-            </w:tcBorders>
-            <w:shd w:fill="F0EFEC" w:color="auto" w:val="clear"/>
-            <w:tcMar>
-              <w:top w:type="dxa" w:w="80"/>
-              <w:left w:type="dxa" w:w="120"/>
-              <w:bottom w:type="dxa" w:w="80"/>
-              <w:right w:type="dxa" w:w="120"/>
-            </w:tcMar>
-          </w:tcPr>
-          <w:p>
-            <w:r>
-              <w:rPr>
-                <w:b/>
-                <w:bCs/>
-                <w:color w:val="52514E"/>
-                <w:sz w:val="19"/>
-                <w:szCs w:val="19"/>
-              </w:rPr>
-              <w:t xml:space="preserve">在哪</w:t>
+              <w:t xml:space="preserve">11 个文件，隐私正则 0 命中，SHA256SUMS 全部 OK</w:t>
             </w:r>
           </w:p>
         </w:tc>
@@ -8696,7 +7998,7 @@
         </w:trPr>
         <w:tc>
           <w:tcPr>
-            <w:tcW w:type="dxa" w:w="1070"/>
+            <w:tcW w:type="dxa" w:w="2753"/>
             <w:tcBorders>
               <w:top w:val="single" w:color="D9D8D1" w:sz="4"/>
               <w:left w:val="single" w:color="D9D8D1" w:sz="4"/>
@@ -8719,13 +8021,13 @@
                 <w:sz w:val="19"/>
                 <w:szCs w:val="19"/>
               </w:rPr>
-              <w:t xml:space="preserve">阻断</w:t>
-            </w:r>
-          </w:p>
-        </w:tc>
-        <w:tc>
-          <w:tcPr>
-            <w:tcW w:type="dxa" w:w="6425"/>
+              <w:t xml:space="preserve">备份</w:t>
+            </w:r>
+          </w:p>
+        </w:tc>
+        <w:tc>
+          <w:tcPr>
+            <w:tcW w:type="dxa" w:w="6885"/>
             <w:tcBorders>
               <w:top w:val="single" w:color="D9D8D1" w:sz="4"/>
               <w:left w:val="single" w:color="D9D8D1" w:sz="4"/>
@@ -8748,956 +8050,7 @@
                 <w:sz w:val="19"/>
                 <w:szCs w:val="19"/>
               </w:rPr>
-              <w:t xml:space="preserve">复核批次页面上建不了；复核员用户名写死 reviewer1 / reviewer2</w:t>
-            </w:r>
-          </w:p>
-        </w:tc>
-        <w:tc>
-          <w:tcPr>
-            <w:tcW w:type="dxa" w:w="2143"/>
-            <w:tcBorders>
-              <w:top w:val="single" w:color="D9D8D1" w:sz="4"/>
-              <w:left w:val="single" w:color="D9D8D1" w:sz="4"/>
-              <w:bottom w:val="single" w:color="D9D8D1" w:sz="4"/>
-              <w:right w:val="single" w:color="D9D8D1" w:sz="4"/>
-            </w:tcBorders>
-            <w:tcMar>
-              <w:top w:type="dxa" w:w="80"/>
-              <w:left w:type="dxa" w:w="120"/>
-              <w:bottom w:type="dxa" w:w="80"/>
-              <w:right w:type="dxa" w:w="120"/>
-            </w:tcMar>
-          </w:tcPr>
-          <w:p>
-            <w:pPr>
-              <w:spacing w:line="280"/>
-            </w:pPr>
-            <w:r>
-              <w:rPr>
-                <w:sz w:val="19"/>
-                <w:szCs w:val="19"/>
-              </w:rPr>
-              <w:t xml:space="preserve">步骤 7</w:t>
-            </w:r>
-          </w:p>
-        </w:tc>
-      </w:tr>
-      <w:tr>
-        <w:trPr>
-          <w:cantSplit/>
-        </w:trPr>
-        <w:tc>
-          <w:tcPr>
-            <w:tcW w:type="dxa" w:w="1070"/>
-            <w:tcBorders>
-              <w:top w:val="single" w:color="D9D8D1" w:sz="4"/>
-              <w:left w:val="single" w:color="D9D8D1" w:sz="4"/>
-              <w:bottom w:val="single" w:color="D9D8D1" w:sz="4"/>
-              <w:right w:val="single" w:color="D9D8D1" w:sz="4"/>
-            </w:tcBorders>
-            <w:tcMar>
-              <w:top w:type="dxa" w:w="80"/>
-              <w:left w:type="dxa" w:w="120"/>
-              <w:bottom w:type="dxa" w:w="80"/>
-              <w:right w:type="dxa" w:w="120"/>
-            </w:tcMar>
-          </w:tcPr>
-          <w:p>
-            <w:pPr>
-              <w:spacing w:line="280"/>
-            </w:pPr>
-            <w:r>
-              <w:rPr>
-                <w:sz w:val="19"/>
-                <w:szCs w:val="19"/>
-              </w:rPr>
-              <w:t xml:space="preserve">中</w:t>
-            </w:r>
-          </w:p>
-        </w:tc>
-        <w:tc>
-          <w:tcPr>
-            <w:tcW w:type="dxa" w:w="6425"/>
-            <w:tcBorders>
-              <w:top w:val="single" w:color="D9D8D1" w:sz="4"/>
-              <w:left w:val="single" w:color="D9D8D1" w:sz="4"/>
-              <w:bottom w:val="single" w:color="D9D8D1" w:sz="4"/>
-              <w:right w:val="single" w:color="D9D8D1" w:sz="4"/>
-            </w:tcBorders>
-            <w:tcMar>
-              <w:top w:type="dxa" w:w="80"/>
-              <w:left w:type="dxa" w:w="120"/>
-              <w:bottom w:type="dxa" w:w="80"/>
-              <w:right w:type="dxa" w:w="120"/>
-            </w:tcMar>
-          </w:tcPr>
-          <w:p>
-            <w:pPr>
-              <w:spacing w:line="280"/>
-            </w:pPr>
-            <w:r>
-              <w:rPr>
-                <w:sz w:val="19"/>
-                <w:szCs w:val="19"/>
-              </w:rPr>
-              <w:t xml:space="preserve">GAM 读出的起病时长没写成就诊起病时间：候选分级“无起病信息”，完整度 0%</w:t>
-            </w:r>
-          </w:p>
-        </w:tc>
-        <w:tc>
-          <w:tcPr>
-            <w:tcW w:type="dxa" w:w="2143"/>
-            <w:tcBorders>
-              <w:top w:val="single" w:color="D9D8D1" w:sz="4"/>
-              <w:left w:val="single" w:color="D9D8D1" w:sz="4"/>
-              <w:bottom w:val="single" w:color="D9D8D1" w:sz="4"/>
-              <w:right w:val="single" w:color="D9D8D1" w:sz="4"/>
-            </w:tcBorders>
-            <w:tcMar>
-              <w:top w:type="dxa" w:w="80"/>
-              <w:left w:type="dxa" w:w="120"/>
-              <w:bottom w:type="dxa" w:w="80"/>
-              <w:right w:type="dxa" w:w="120"/>
-            </w:tcMar>
-          </w:tcPr>
-          <w:p>
-            <w:pPr>
-              <w:spacing w:line="280"/>
-            </w:pPr>
-            <w:r>
-              <w:rPr>
-                <w:sz w:val="19"/>
-                <w:szCs w:val="19"/>
-              </w:rPr>
-              <w:t xml:space="preserve">步骤 5、6</w:t>
-            </w:r>
-          </w:p>
-        </w:tc>
-      </w:tr>
-      <w:tr>
-        <w:trPr>
-          <w:cantSplit/>
-        </w:trPr>
-        <w:tc>
-          <w:tcPr>
-            <w:tcW w:type="dxa" w:w="1070"/>
-            <w:tcBorders>
-              <w:top w:val="single" w:color="D9D8D1" w:sz="4"/>
-              <w:left w:val="single" w:color="D9D8D1" w:sz="4"/>
-              <w:bottom w:val="single" w:color="D9D8D1" w:sz="4"/>
-              <w:right w:val="single" w:color="D9D8D1" w:sz="4"/>
-            </w:tcBorders>
-            <w:tcMar>
-              <w:top w:type="dxa" w:w="80"/>
-              <w:left w:type="dxa" w:w="120"/>
-              <w:bottom w:type="dxa" w:w="80"/>
-              <w:right w:type="dxa" w:w="120"/>
-            </w:tcMar>
-          </w:tcPr>
-          <w:p>
-            <w:pPr>
-              <w:spacing w:line="280"/>
-            </w:pPr>
-            <w:r>
-              <w:rPr>
-                <w:sz w:val="19"/>
-                <w:szCs w:val="19"/>
-              </w:rPr>
-              <w:t xml:space="preserve">中</w:t>
-            </w:r>
-          </w:p>
-        </w:tc>
-        <w:tc>
-          <w:tcPr>
-            <w:tcW w:type="dxa" w:w="6425"/>
-            <w:tcBorders>
-              <w:top w:val="single" w:color="D9D8D1" w:sz="4"/>
-              <w:left w:val="single" w:color="D9D8D1" w:sz="4"/>
-              <w:bottom w:val="single" w:color="D9D8D1" w:sz="4"/>
-              <w:right w:val="single" w:color="D9D8D1" w:sz="4"/>
-            </w:tcBorders>
-            <w:tcMar>
-              <w:top w:type="dxa" w:w="80"/>
-              <w:left w:type="dxa" w:w="120"/>
-              <w:bottom w:type="dxa" w:w="80"/>
-              <w:right w:type="dxa" w:w="120"/>
-            </w:tcMar>
-          </w:tcPr>
-          <w:p>
-            <w:pPr>
-              <w:spacing w:line="280"/>
-            </w:pPr>
-            <w:r>
-              <w:rPr>
-                <w:sz w:val="19"/>
-                <w:szCs w:val="19"/>
-              </w:rPr>
-              <w:t xml:space="preserve">全字段标注“抽样建批次”只认旧的 GAM_EHR 运行</w:t>
-            </w:r>
-          </w:p>
-        </w:tc>
-        <w:tc>
-          <w:tcPr>
-            <w:tcW w:type="dxa" w:w="2143"/>
-            <w:tcBorders>
-              <w:top w:val="single" w:color="D9D8D1" w:sz="4"/>
-              <w:left w:val="single" w:color="D9D8D1" w:sz="4"/>
-              <w:bottom w:val="single" w:color="D9D8D1" w:sz="4"/>
-              <w:right w:val="single" w:color="D9D8D1" w:sz="4"/>
-            </w:tcBorders>
-            <w:tcMar>
-              <w:top w:type="dxa" w:w="80"/>
-              <w:left w:type="dxa" w:w="120"/>
-              <w:bottom w:type="dxa" w:w="80"/>
-              <w:right w:type="dxa" w:w="120"/>
-            </w:tcMar>
-          </w:tcPr>
-          <w:p>
-            <w:pPr>
-              <w:spacing w:line="280"/>
-            </w:pPr>
-            <w:r>
-              <w:rPr>
-                <w:sz w:val="19"/>
-                <w:szCs w:val="19"/>
-              </w:rPr>
-              <w:t xml:space="preserve">步骤 14</w:t>
-            </w:r>
-          </w:p>
-        </w:tc>
-      </w:tr>
-      <w:tr>
-        <w:trPr>
-          <w:cantSplit/>
-        </w:trPr>
-        <w:tc>
-          <w:tcPr>
-            <w:tcW w:type="dxa" w:w="1070"/>
-            <w:tcBorders>
-              <w:top w:val="single" w:color="D9D8D1" w:sz="4"/>
-              <w:left w:val="single" w:color="D9D8D1" w:sz="4"/>
-              <w:bottom w:val="single" w:color="D9D8D1" w:sz="4"/>
-              <w:right w:val="single" w:color="D9D8D1" w:sz="4"/>
-            </w:tcBorders>
-            <w:tcMar>
-              <w:top w:type="dxa" w:w="80"/>
-              <w:left w:type="dxa" w:w="120"/>
-              <w:bottom w:type="dxa" w:w="80"/>
-              <w:right w:type="dxa" w:w="120"/>
-            </w:tcMar>
-          </w:tcPr>
-          <w:p>
-            <w:pPr>
-              <w:spacing w:line="280"/>
-            </w:pPr>
-            <w:r>
-              <w:rPr>
-                <w:sz w:val="19"/>
-                <w:szCs w:val="19"/>
-              </w:rPr>
-              <w:t xml:space="preserve">中</w:t>
-            </w:r>
-          </w:p>
-        </w:tc>
-        <w:tc>
-          <w:tcPr>
-            <w:tcW w:type="dxa" w:w="6425"/>
-            <w:tcBorders>
-              <w:top w:val="single" w:color="D9D8D1" w:sz="4"/>
-              <w:left w:val="single" w:color="D9D8D1" w:sz="4"/>
-              <w:bottom w:val="single" w:color="D9D8D1" w:sz="4"/>
-              <w:right w:val="single" w:color="D9D8D1" w:sz="4"/>
-            </w:tcBorders>
-            <w:tcMar>
-              <w:top w:type="dxa" w:w="80"/>
-              <w:left w:type="dxa" w:w="120"/>
-              <w:bottom w:type="dxa" w:w="80"/>
-              <w:right w:type="dxa" w:w="120"/>
-            </w:tcMar>
-          </w:tcPr>
-          <w:p>
-            <w:pPr>
-              <w:spacing w:line="280"/>
-            </w:pPr>
-            <w:r>
-              <w:rPr>
-                <w:sz w:val="19"/>
-                <w:szCs w:val="19"/>
-              </w:rPr>
-              <w:t xml:space="preserve">质控页前端写死小格抑制，与 D41 不符；可行性计数不含病例库来源</w:t>
-            </w:r>
-          </w:p>
-        </w:tc>
-        <w:tc>
-          <w:tcPr>
-            <w:tcW w:type="dxa" w:w="2143"/>
-            <w:tcBorders>
-              <w:top w:val="single" w:color="D9D8D1" w:sz="4"/>
-              <w:left w:val="single" w:color="D9D8D1" w:sz="4"/>
-              <w:bottom w:val="single" w:color="D9D8D1" w:sz="4"/>
-              <w:right w:val="single" w:color="D9D8D1" w:sz="4"/>
-            </w:tcBorders>
-            <w:tcMar>
-              <w:top w:type="dxa" w:w="80"/>
-              <w:left w:type="dxa" w:w="120"/>
-              <w:bottom w:type="dxa" w:w="80"/>
-              <w:right w:type="dxa" w:w="120"/>
-            </w:tcMar>
-          </w:tcPr>
-          <w:p>
-            <w:pPr>
-              <w:spacing w:line="280"/>
-            </w:pPr>
-            <w:r>
-              <w:rPr>
-                <w:sz w:val="19"/>
-                <w:szCs w:val="19"/>
-              </w:rPr>
-              <w:t xml:space="preserve">步骤 10</w:t>
-            </w:r>
-          </w:p>
-        </w:tc>
-      </w:tr>
-      <w:tr>
-        <w:trPr>
-          <w:cantSplit/>
-        </w:trPr>
-        <w:tc>
-          <w:tcPr>
-            <w:tcW w:type="dxa" w:w="1070"/>
-            <w:tcBorders>
-              <w:top w:val="single" w:color="D9D8D1" w:sz="4"/>
-              <w:left w:val="single" w:color="D9D8D1" w:sz="4"/>
-              <w:bottom w:val="single" w:color="D9D8D1" w:sz="4"/>
-              <w:right w:val="single" w:color="D9D8D1" w:sz="4"/>
-            </w:tcBorders>
-            <w:tcMar>
-              <w:top w:type="dxa" w:w="80"/>
-              <w:left w:type="dxa" w:w="120"/>
-              <w:bottom w:type="dxa" w:w="80"/>
-              <w:right w:type="dxa" w:w="120"/>
-            </w:tcMar>
-          </w:tcPr>
-          <w:p>
-            <w:pPr>
-              <w:spacing w:line="280"/>
-            </w:pPr>
-            <w:r>
-              <w:rPr>
-                <w:sz w:val="19"/>
-                <w:szCs w:val="19"/>
-              </w:rPr>
-              <w:t xml:space="preserve">中</w:t>
-            </w:r>
-          </w:p>
-        </w:tc>
-        <w:tc>
-          <w:tcPr>
-            <w:tcW w:type="dxa" w:w="6425"/>
-            <w:tcBorders>
-              <w:top w:val="single" w:color="D9D8D1" w:sz="4"/>
-              <w:left w:val="single" w:color="D9D8D1" w:sz="4"/>
-              <w:bottom w:val="single" w:color="D9D8D1" w:sz="4"/>
-              <w:right w:val="single" w:color="D9D8D1" w:sz="4"/>
-            </w:tcBorders>
-            <w:tcMar>
-              <w:top w:type="dxa" w:w="80"/>
-              <w:left w:type="dxa" w:w="120"/>
-              <w:bottom w:type="dxa" w:w="80"/>
-              <w:right w:type="dxa" w:w="120"/>
-            </w:tcMar>
-          </w:tcPr>
-          <w:p>
-            <w:pPr>
-              <w:spacing w:line="280"/>
-            </w:pPr>
-            <w:r>
-              <w:rPr>
-                <w:sz w:val="19"/>
-                <w:szCs w:val="19"/>
-              </w:rPr>
-              <w:t xml:space="preserve">观察者能下载原始 Excel 和带姓名的回执（需研究者定）</w:t>
-            </w:r>
-          </w:p>
-        </w:tc>
-        <w:tc>
-          <w:tcPr>
-            <w:tcW w:type="dxa" w:w="2143"/>
-            <w:tcBorders>
-              <w:top w:val="single" w:color="D9D8D1" w:sz="4"/>
-              <w:left w:val="single" w:color="D9D8D1" w:sz="4"/>
-              <w:bottom w:val="single" w:color="D9D8D1" w:sz="4"/>
-              <w:right w:val="single" w:color="D9D8D1" w:sz="4"/>
-            </w:tcBorders>
-            <w:tcMar>
-              <w:top w:type="dxa" w:w="80"/>
-              <w:left w:type="dxa" w:w="120"/>
-              <w:bottom w:type="dxa" w:w="80"/>
-              <w:right w:type="dxa" w:w="120"/>
-            </w:tcMar>
-          </w:tcPr>
-          <w:p>
-            <w:pPr>
-              <w:spacing w:line="280"/>
-            </w:pPr>
-            <w:r>
-              <w:rPr>
-                <w:sz w:val="19"/>
-                <w:szCs w:val="19"/>
-              </w:rPr>
-              <w:t xml:space="preserve">步骤 19</w:t>
-            </w:r>
-          </w:p>
-        </w:tc>
-      </w:tr>
-      <w:tr>
-        <w:trPr>
-          <w:cantSplit/>
-        </w:trPr>
-        <w:tc>
-          <w:tcPr>
-            <w:tcW w:type="dxa" w:w="1070"/>
-            <w:tcBorders>
-              <w:top w:val="single" w:color="D9D8D1" w:sz="4"/>
-              <w:left w:val="single" w:color="D9D8D1" w:sz="4"/>
-              <w:bottom w:val="single" w:color="D9D8D1" w:sz="4"/>
-              <w:right w:val="single" w:color="D9D8D1" w:sz="4"/>
-            </w:tcBorders>
-            <w:tcMar>
-              <w:top w:type="dxa" w:w="80"/>
-              <w:left w:type="dxa" w:w="120"/>
-              <w:bottom w:type="dxa" w:w="80"/>
-              <w:right w:type="dxa" w:w="120"/>
-            </w:tcMar>
-          </w:tcPr>
-          <w:p>
-            <w:pPr>
-              <w:spacing w:line="280"/>
-            </w:pPr>
-            <w:r>
-              <w:rPr>
-                <w:sz w:val="19"/>
-                <w:szCs w:val="19"/>
-              </w:rPr>
-              <w:t xml:space="preserve">中</w:t>
-            </w:r>
-          </w:p>
-        </w:tc>
-        <w:tc>
-          <w:tcPr>
-            <w:tcW w:type="dxa" w:w="6425"/>
-            <w:tcBorders>
-              <w:top w:val="single" w:color="D9D8D1" w:sz="4"/>
-              <w:left w:val="single" w:color="D9D8D1" w:sz="4"/>
-              <w:bottom w:val="single" w:color="D9D8D1" w:sz="4"/>
-              <w:right w:val="single" w:color="D9D8D1" w:sz="4"/>
-            </w:tcBorders>
-            <w:tcMar>
-              <w:top w:type="dxa" w:w="80"/>
-              <w:left w:type="dxa" w:w="120"/>
-              <w:bottom w:type="dxa" w:w="80"/>
-              <w:right w:type="dxa" w:w="120"/>
-            </w:tcMar>
-          </w:tcPr>
-          <w:p>
-            <w:pPr>
-              <w:spacing w:line="280"/>
-            </w:pPr>
-            <w:r>
-              <w:rPr>
-                <w:sz w:val="19"/>
-                <w:szCs w:val="19"/>
-              </w:rPr>
-              <w:t xml:space="preserve">我的中心完整度不算挂接借来的年龄性别，“下一步”误导医生补原表</w:t>
-            </w:r>
-          </w:p>
-        </w:tc>
-        <w:tc>
-          <w:tcPr>
-            <w:tcW w:type="dxa" w:w="2143"/>
-            <w:tcBorders>
-              <w:top w:val="single" w:color="D9D8D1" w:sz="4"/>
-              <w:left w:val="single" w:color="D9D8D1" w:sz="4"/>
-              <w:bottom w:val="single" w:color="D9D8D1" w:sz="4"/>
-              <w:right w:val="single" w:color="D9D8D1" w:sz="4"/>
-            </w:tcBorders>
-            <w:tcMar>
-              <w:top w:type="dxa" w:w="80"/>
-              <w:left w:type="dxa" w:w="120"/>
-              <w:bottom w:type="dxa" w:w="80"/>
-              <w:right w:type="dxa" w:w="120"/>
-            </w:tcMar>
-          </w:tcPr>
-          <w:p>
-            <w:pPr>
-              <w:spacing w:line="280"/>
-            </w:pPr>
-            <w:r>
-              <w:rPr>
-                <w:sz w:val="19"/>
-                <w:szCs w:val="19"/>
-              </w:rPr>
-              <w:t xml:space="preserve">GAM 教程步骤 8</w:t>
-            </w:r>
-          </w:p>
-        </w:tc>
-      </w:tr>
-      <w:tr>
-        <w:trPr>
-          <w:cantSplit/>
-        </w:trPr>
-        <w:tc>
-          <w:tcPr>
-            <w:tcW w:type="dxa" w:w="1070"/>
-            <w:tcBorders>
-              <w:top w:val="single" w:color="D9D8D1" w:sz="4"/>
-              <w:left w:val="single" w:color="D9D8D1" w:sz="4"/>
-              <w:bottom w:val="single" w:color="D9D8D1" w:sz="4"/>
-              <w:right w:val="single" w:color="D9D8D1" w:sz="4"/>
-            </w:tcBorders>
-            <w:tcMar>
-              <w:top w:type="dxa" w:w="80"/>
-              <w:left w:type="dxa" w:w="120"/>
-              <w:bottom w:type="dxa" w:w="80"/>
-              <w:right w:type="dxa" w:w="120"/>
-            </w:tcMar>
-          </w:tcPr>
-          <w:p>
-            <w:pPr>
-              <w:spacing w:line="280"/>
-            </w:pPr>
-            <w:r>
-              <w:rPr>
-                <w:sz w:val="19"/>
-                <w:szCs w:val="19"/>
-              </w:rPr>
-              <w:t xml:space="preserve">中</w:t>
-            </w:r>
-          </w:p>
-        </w:tc>
-        <w:tc>
-          <w:tcPr>
-            <w:tcW w:type="dxa" w:w="6425"/>
-            <w:tcBorders>
-              <w:top w:val="single" w:color="D9D8D1" w:sz="4"/>
-              <w:left w:val="single" w:color="D9D8D1" w:sz="4"/>
-              <w:bottom w:val="single" w:color="D9D8D1" w:sz="4"/>
-              <w:right w:val="single" w:color="D9D8D1" w:sz="4"/>
-            </w:tcBorders>
-            <w:tcMar>
-              <w:top w:type="dxa" w:w="80"/>
-              <w:left w:type="dxa" w:w="120"/>
-              <w:bottom w:type="dxa" w:w="80"/>
-              <w:right w:type="dxa" w:w="120"/>
-            </w:tcMar>
-          </w:tcPr>
-          <w:p>
-            <w:pPr>
-              <w:spacing w:line="280"/>
-            </w:pPr>
-            <w:r>
-              <w:rPr>
-                <w:sz w:val="19"/>
-                <w:szCs w:val="19"/>
-              </w:rPr>
-              <w:t xml:space="preserve">一批里有认不出的文件时整批卡住、没有提示</w:t>
-            </w:r>
-          </w:p>
-        </w:tc>
-        <w:tc>
-          <w:tcPr>
-            <w:tcW w:type="dxa" w:w="2143"/>
-            <w:tcBorders>
-              <w:top w:val="single" w:color="D9D8D1" w:sz="4"/>
-              <w:left w:val="single" w:color="D9D8D1" w:sz="4"/>
-              <w:bottom w:val="single" w:color="D9D8D1" w:sz="4"/>
-              <w:right w:val="single" w:color="D9D8D1" w:sz="4"/>
-            </w:tcBorders>
-            <w:tcMar>
-              <w:top w:type="dxa" w:w="80"/>
-              <w:left w:type="dxa" w:w="120"/>
-              <w:bottom w:type="dxa" w:w="80"/>
-              <w:right w:type="dxa" w:w="120"/>
-            </w:tcMar>
-          </w:tcPr>
-          <w:p>
-            <w:pPr>
-              <w:spacing w:line="280"/>
-            </w:pPr>
-            <w:r>
-              <w:rPr>
-                <w:sz w:val="19"/>
-                <w:szCs w:val="19"/>
-              </w:rPr>
-              <w:t xml:space="preserve">GD 教程步骤 16</w:t>
-            </w:r>
-          </w:p>
-        </w:tc>
-      </w:tr>
-      <w:tr>
-        <w:trPr>
-          <w:cantSplit/>
-        </w:trPr>
-        <w:tc>
-          <w:tcPr>
-            <w:tcW w:type="dxa" w:w="1070"/>
-            <w:tcBorders>
-              <w:top w:val="single" w:color="D9D8D1" w:sz="4"/>
-              <w:left w:val="single" w:color="D9D8D1" w:sz="4"/>
-              <w:bottom w:val="single" w:color="D9D8D1" w:sz="4"/>
-              <w:right w:val="single" w:color="D9D8D1" w:sz="4"/>
-            </w:tcBorders>
-            <w:tcMar>
-              <w:top w:type="dxa" w:w="80"/>
-              <w:left w:type="dxa" w:w="120"/>
-              <w:bottom w:type="dxa" w:w="80"/>
-              <w:right w:type="dxa" w:w="120"/>
-            </w:tcMar>
-          </w:tcPr>
-          <w:p>
-            <w:pPr>
-              <w:spacing w:line="280"/>
-            </w:pPr>
-            <w:r>
-              <w:rPr>
-                <w:sz w:val="19"/>
-                <w:szCs w:val="19"/>
-              </w:rPr>
-              <w:t xml:space="preserve">中</w:t>
-            </w:r>
-          </w:p>
-        </w:tc>
-        <w:tc>
-          <w:tcPr>
-            <w:tcW w:type="dxa" w:w="6425"/>
-            <w:tcBorders>
-              <w:top w:val="single" w:color="D9D8D1" w:sz="4"/>
-              <w:left w:val="single" w:color="D9D8D1" w:sz="4"/>
-              <w:bottom w:val="single" w:color="D9D8D1" w:sz="4"/>
-              <w:right w:val="single" w:color="D9D8D1" w:sz="4"/>
-            </w:tcBorders>
-            <w:tcMar>
-              <w:top w:type="dxa" w:w="80"/>
-              <w:left w:type="dxa" w:w="120"/>
-              <w:bottom w:type="dxa" w:w="80"/>
-              <w:right w:type="dxa" w:w="120"/>
-            </w:tcMar>
-          </w:tcPr>
-          <w:p>
-            <w:pPr>
-              <w:spacing w:line="280"/>
-            </w:pPr>
-            <w:r>
-              <w:rPr>
-                <w:sz w:val="19"/>
-                <w:szCs w:val="19"/>
-              </w:rPr>
-              <w:t xml:space="preserve">前瞻录入随访到期按写死的演示日期 2026-12-15 算</w:t>
-            </w:r>
-          </w:p>
-        </w:tc>
-        <w:tc>
-          <w:tcPr>
-            <w:tcW w:type="dxa" w:w="2143"/>
-            <w:tcBorders>
-              <w:top w:val="single" w:color="D9D8D1" w:sz="4"/>
-              <w:left w:val="single" w:color="D9D8D1" w:sz="4"/>
-              <w:bottom w:val="single" w:color="D9D8D1" w:sz="4"/>
-              <w:right w:val="single" w:color="D9D8D1" w:sz="4"/>
-            </w:tcBorders>
-            <w:tcMar>
-              <w:top w:type="dxa" w:w="80"/>
-              <w:left w:type="dxa" w:w="120"/>
-              <w:bottom w:type="dxa" w:w="80"/>
-              <w:right w:type="dxa" w:w="120"/>
-            </w:tcMar>
-          </w:tcPr>
-          <w:p>
-            <w:pPr>
-              <w:spacing w:line="280"/>
-            </w:pPr>
-            <w:r>
-              <w:rPr>
-                <w:sz w:val="19"/>
-                <w:szCs w:val="19"/>
-              </w:rPr>
-              <w:t xml:space="preserve">复核员 / 录入员教程</w:t>
-            </w:r>
-          </w:p>
-        </w:tc>
-      </w:tr>
-      <w:tr>
-        <w:trPr>
-          <w:cantSplit/>
-        </w:trPr>
-        <w:tc>
-          <w:tcPr>
-            <w:tcW w:type="dxa" w:w="1070"/>
-            <w:tcBorders>
-              <w:top w:val="single" w:color="D9D8D1" w:sz="4"/>
-              <w:left w:val="single" w:color="D9D8D1" w:sz="4"/>
-              <w:bottom w:val="single" w:color="D9D8D1" w:sz="4"/>
-              <w:right w:val="single" w:color="D9D8D1" w:sz="4"/>
-            </w:tcBorders>
-            <w:tcMar>
-              <w:top w:type="dxa" w:w="80"/>
-              <w:left w:type="dxa" w:w="120"/>
-              <w:bottom w:type="dxa" w:w="80"/>
-              <w:right w:type="dxa" w:w="120"/>
-            </w:tcMar>
-          </w:tcPr>
-          <w:p>
-            <w:pPr>
-              <w:spacing w:line="280"/>
-            </w:pPr>
-            <w:r>
-              <w:rPr>
-                <w:sz w:val="19"/>
-                <w:szCs w:val="19"/>
-              </w:rPr>
-              <w:t xml:space="preserve">小</w:t>
-            </w:r>
-          </w:p>
-        </w:tc>
-        <w:tc>
-          <w:tcPr>
-            <w:tcW w:type="dxa" w:w="6425"/>
-            <w:tcBorders>
-              <w:top w:val="single" w:color="D9D8D1" w:sz="4"/>
-              <w:left w:val="single" w:color="D9D8D1" w:sz="4"/>
-              <w:bottom w:val="single" w:color="D9D8D1" w:sz="4"/>
-              <w:right w:val="single" w:color="D9D8D1" w:sz="4"/>
-            </w:tcBorders>
-            <w:tcMar>
-              <w:top w:type="dxa" w:w="80"/>
-              <w:left w:type="dxa" w:w="120"/>
-              <w:bottom w:type="dxa" w:w="80"/>
-              <w:right w:type="dxa" w:w="120"/>
-            </w:tcMar>
-          </w:tcPr>
-          <w:p>
-            <w:pPr>
-              <w:spacing w:line="280"/>
-            </w:pPr>
-            <w:r>
-              <w:rPr>
-                <w:sz w:val="19"/>
-                <w:szCs w:val="19"/>
-              </w:rPr>
-              <w:t xml:space="preserve">我的中心、版本历史、更正记录的时间是 UTC</w:t>
-            </w:r>
-          </w:p>
-        </w:tc>
-        <w:tc>
-          <w:tcPr>
-            <w:tcW w:type="dxa" w:w="2143"/>
-            <w:tcBorders>
-              <w:top w:val="single" w:color="D9D8D1" w:sz="4"/>
-              <w:left w:val="single" w:color="D9D8D1" w:sz="4"/>
-              <w:bottom w:val="single" w:color="D9D8D1" w:sz="4"/>
-              <w:right w:val="single" w:color="D9D8D1" w:sz="4"/>
-            </w:tcBorders>
-            <w:tcMar>
-              <w:top w:type="dxa" w:w="80"/>
-              <w:left w:type="dxa" w:w="120"/>
-              <w:bottom w:type="dxa" w:w="80"/>
-              <w:right w:type="dxa" w:w="120"/>
-            </w:tcMar>
-          </w:tcPr>
-          <w:p>
-            <w:pPr>
-              <w:spacing w:line="280"/>
-            </w:pPr>
-            <w:r>
-              <w:rPr>
-                <w:sz w:val="19"/>
-                <w:szCs w:val="19"/>
-              </w:rPr>
-              <w:t xml:space="preserve">GD 教程步骤 7</w:t>
-            </w:r>
-          </w:p>
-        </w:tc>
-      </w:tr>
-      <w:tr>
-        <w:trPr>
-          <w:cantSplit/>
-        </w:trPr>
-        <w:tc>
-          <w:tcPr>
-            <w:tcW w:type="dxa" w:w="1070"/>
-            <w:tcBorders>
-              <w:top w:val="single" w:color="D9D8D1" w:sz="4"/>
-              <w:left w:val="single" w:color="D9D8D1" w:sz="4"/>
-              <w:bottom w:val="single" w:color="D9D8D1" w:sz="4"/>
-              <w:right w:val="single" w:color="D9D8D1" w:sz="4"/>
-            </w:tcBorders>
-            <w:tcMar>
-              <w:top w:type="dxa" w:w="80"/>
-              <w:left w:type="dxa" w:w="120"/>
-              <w:bottom w:type="dxa" w:w="80"/>
-              <w:right w:type="dxa" w:w="120"/>
-            </w:tcMar>
-          </w:tcPr>
-          <w:p>
-            <w:pPr>
-              <w:spacing w:line="280"/>
-            </w:pPr>
-            <w:r>
-              <w:rPr>
-                <w:sz w:val="19"/>
-                <w:szCs w:val="19"/>
-              </w:rPr>
-              <w:t xml:space="preserve">小</w:t>
-            </w:r>
-          </w:p>
-        </w:tc>
-        <w:tc>
-          <w:tcPr>
-            <w:tcW w:type="dxa" w:w="6425"/>
-            <w:tcBorders>
-              <w:top w:val="single" w:color="D9D8D1" w:sz="4"/>
-              <w:left w:val="single" w:color="D9D8D1" w:sz="4"/>
-              <w:bottom w:val="single" w:color="D9D8D1" w:sz="4"/>
-              <w:right w:val="single" w:color="D9D8D1" w:sz="4"/>
-            </w:tcBorders>
-            <w:tcMar>
-              <w:top w:type="dxa" w:w="80"/>
-              <w:left w:type="dxa" w:w="120"/>
-              <w:bottom w:type="dxa" w:w="80"/>
-              <w:right w:type="dxa" w:w="120"/>
-            </w:tcMar>
-          </w:tcPr>
-          <w:p>
-            <w:pPr>
-              <w:spacing w:line="280"/>
-            </w:pPr>
-            <w:r>
-              <w:rPr>
-                <w:sz w:val="19"/>
-                <w:szCs w:val="19"/>
-              </w:rPr>
-              <w:t xml:space="preserve">登录页默认填 admin；总览的演示脚本；使用说明的“化名”旧说法；坏文件显示“认不出”等</w:t>
-            </w:r>
-          </w:p>
-        </w:tc>
-        <w:tc>
-          <w:tcPr>
-            <w:tcW w:type="dxa" w:w="2143"/>
-            <w:tcBorders>
-              <w:top w:val="single" w:color="D9D8D1" w:sz="4"/>
-              <w:left w:val="single" w:color="D9D8D1" w:sz="4"/>
-              <w:bottom w:val="single" w:color="D9D8D1" w:sz="4"/>
-              <w:right w:val="single" w:color="D9D8D1" w:sz="4"/>
-            </w:tcBorders>
-            <w:tcMar>
-              <w:top w:type="dxa" w:w="80"/>
-              <w:left w:type="dxa" w:w="120"/>
-              <w:bottom w:type="dxa" w:w="80"/>
-              <w:right w:type="dxa" w:w="120"/>
-            </w:tcMar>
-          </w:tcPr>
-          <w:p>
-            <w:pPr>
-              <w:spacing w:line="280"/>
-            </w:pPr>
-            <w:r>
-              <w:rPr>
-                <w:sz w:val="19"/>
-                <w:szCs w:val="19"/>
-              </w:rPr>
-              <w:t xml:space="preserve">各教程</w:t>
-            </w:r>
-          </w:p>
-        </w:tc>
-      </w:tr>
-      <w:tr>
-        <w:trPr>
-          <w:cantSplit/>
-        </w:trPr>
-        <w:tc>
-          <w:tcPr>
-            <w:tcW w:type="dxa" w:w="1070"/>
-            <w:tcBorders>
-              <w:top w:val="single" w:color="D9D8D1" w:sz="4"/>
-              <w:left w:val="single" w:color="D9D8D1" w:sz="4"/>
-              <w:bottom w:val="single" w:color="D9D8D1" w:sz="4"/>
-              <w:right w:val="single" w:color="D9D8D1" w:sz="4"/>
-            </w:tcBorders>
-            <w:tcMar>
-              <w:top w:type="dxa" w:w="80"/>
-              <w:left w:type="dxa" w:w="120"/>
-              <w:bottom w:type="dxa" w:w="80"/>
-              <w:right w:type="dxa" w:w="120"/>
-            </w:tcMar>
-          </w:tcPr>
-          <w:p>
-            <w:pPr>
-              <w:spacing w:line="280"/>
-            </w:pPr>
-            <w:r>
-              <w:rPr>
-                <w:sz w:val="19"/>
-                <w:szCs w:val="19"/>
-              </w:rPr>
-              <w:t xml:space="preserve">需定</w:t>
-            </w:r>
-          </w:p>
-        </w:tc>
-        <w:tc>
-          <w:tcPr>
-            <w:tcW w:type="dxa" w:w="6425"/>
-            <w:tcBorders>
-              <w:top w:val="single" w:color="D9D8D1" w:sz="4"/>
-              <w:left w:val="single" w:color="D9D8D1" w:sz="4"/>
-              <w:bottom w:val="single" w:color="D9D8D1" w:sz="4"/>
-              <w:right w:val="single" w:color="D9D8D1" w:sz="4"/>
-            </w:tcBorders>
-            <w:tcMar>
-              <w:top w:type="dxa" w:w="80"/>
-              <w:left w:type="dxa" w:w="120"/>
-              <w:bottom w:type="dxa" w:w="80"/>
-              <w:right w:type="dxa" w:w="120"/>
-            </w:tcMar>
-          </w:tcPr>
-          <w:p>
-            <w:pPr>
-              <w:spacing w:line="280"/>
-            </w:pPr>
-            <w:r>
-              <w:rPr>
-                <w:sz w:val="19"/>
-                <w:szCs w:val="19"/>
-              </w:rPr>
-              <w:t xml:space="preserve">登录限制按来源地址也锁，医院共用出口 IP 时会锁全院</w:t>
-            </w:r>
-          </w:p>
-        </w:tc>
-        <w:tc>
-          <w:tcPr>
-            <w:tcW w:type="dxa" w:w="2143"/>
-            <w:tcBorders>
-              <w:top w:val="single" w:color="D9D8D1" w:sz="4"/>
-              <w:left w:val="single" w:color="D9D8D1" w:sz="4"/>
-              <w:bottom w:val="single" w:color="D9D8D1" w:sz="4"/>
-              <w:right w:val="single" w:color="D9D8D1" w:sz="4"/>
-            </w:tcBorders>
-            <w:tcMar>
-              <w:top w:type="dxa" w:w="80"/>
-              <w:left w:type="dxa" w:w="120"/>
-              <w:bottom w:type="dxa" w:w="80"/>
-              <w:right w:type="dxa" w:w="120"/>
-            </w:tcMar>
-          </w:tcPr>
-          <w:p>
-            <w:pPr>
-              <w:spacing w:line="280"/>
-            </w:pPr>
-            <w:r>
-              <w:rPr>
-                <w:sz w:val="19"/>
-                <w:szCs w:val="19"/>
-              </w:rPr>
-              <w:t xml:space="preserve">步骤 18</w:t>
+              <w:t xml:space="preserve">应用库 + 原始文件 N 个（每个导入过的不同文件存一份）</w:t>
             </w:r>
           </w:p>
         </w:tc>
@@ -9710,20 +8063,89 @@
     </w:p>
     <w:p>
       <w:pPr>
+        <w:pStyle w:val="Heading1"/>
+        <w:pageBreakBefore/>
+      </w:pPr>
+      <w:r>
+        <w:t xml:space="preserve">3　2026-10-16 测试发现的问题：已修复</w:t>
+      </w:r>
+    </w:p>
+    <w:p>
+      <w:pPr>
         <w:spacing w:after="120" w:line="320"/>
       </w:pPr>
       <w:r>
-        <w:t xml:space="preserve">每条的原因（文件与行号）和修改建议见 </w:t>
+        <w:t xml:space="preserve">10-16 全角色测试在研究者部分发现的问题都已修复，修改内容和验证见 </w:t>
       </w:r>
       <w:r>
         <w:rPr>
           <w:rFonts w:ascii="Consolas" w:eastAsia="Microsoft YaHei" w:hAnsi="Consolas"/>
           <w:shd w:fill="F0EFEC" w:color="auto" w:val="clear"/>
         </w:rPr>
-        <w:t xml:space="preserve">docs/flucase/flucase全角色测试报告_20261016.md</w:t>
-      </w:r>
-      <w:r>
-        <w:t xml:space="preserve">。</w:t>
+        <w:t xml:space="preserve">docs/flucase/flucase测试问题修复报告_20261016.md</w:t>
+      </w:r>
+      <w:r>
+        <w:t xml:space="preserve">：</w:t>
+      </w:r>
+    </w:p>
+    <w:p>
+      <w:pPr>
+        <w:pStyle w:val="ListParagraph"/>
+        <w:numPr>
+          <w:ilvl w:val="0"/>
+          <w:numId w:val="2"/>
+        </w:numPr>
+        <w:spacing w:after="30" w:line="276"/>
+      </w:pPr>
+      <w:r>
+        <w:t xml:space="preserve">复核批次可以在页面上建，复核员不限用户名（#15）；GAM 起病时间由病历派生（#9）；全字段标注可选病例库运行（#24）</w:t>
+      </w:r>
+    </w:p>
+    <w:p>
+      <w:pPr>
+        <w:pStyle w:val="ListParagraph"/>
+        <w:numPr>
+          <w:ilvl w:val="0"/>
+          <w:numId w:val="2"/>
+        </w:numPr>
+        <w:spacing w:after="30" w:line="276"/>
+      </w:pPr>
+      <w:r>
+        <w:t xml:space="preserve">质控页照实显示、可行性计数按病例库来源（#17、#18）；观察者只看聚合（#20，D46）；登录只按账号锁（#22，D47）</w:t>
+      </w:r>
+    </w:p>
+    <w:p>
+      <w:pPr>
+        <w:pStyle w:val="ListParagraph"/>
+        <w:numPr>
+          <w:ilvl w:val="0"/>
+          <w:numId w:val="2"/>
+        </w:numPr>
+        <w:spacing w:after="30" w:line="276"/>
+      </w:pPr>
+      <w:r>
+        <w:t xml:space="preserve">顶栏列全部来源的运行（#26）；总览不再显示演示脚本（#19）；审计和页面时间为本地时间（#1）</w:t>
+      </w:r>
+    </w:p>
+    <w:p>
+      <w:pPr>
+        <w:spacing w:after="60" w:line="120"/>
+      </w:pPr>
+    </w:p>
+    <w:p>
+      <w:pPr>
+        <w:spacing w:after="120" w:line="320"/>
+      </w:pPr>
+      <w:r>
+        <w:t xml:space="preserve">修复报告第 3 节的两项，研究者 10-16 已定并已实现：D48 病历写了院内发病的住院，预测时点取首次流感阳性时间；D49 病例库来源也生成 R4（起病时间待核）复核条目。虚构样例上都是 0 例 / 0 条，真实数据上请记：候选分级里预测时点写“首次流感阳性（院内发病）”的病例数，复核候选里 R4 的条数。</w:t>
+      </w:r>
+    </w:p>
+    <w:p>
+      <w:pPr>
+        <w:spacing w:after="120" w:line="320"/>
+      </w:pPr>
+      <w:r>
+        <w:t xml:space="preserve">回归时顺带改的三处显示：导入记录的格式一栏对跳过、打不开的文件写“跳过 / 打不开”；正式模式下候选分级计数、时间线证据不再标“虚构”；复核批次不填名字时存成页面上显示的默认名。</w:t>
       </w:r>
     </w:p>
     <w:sectPr>

--- a/docs/flucase/flucase测试教程_研究者_20261016.docx
+++ b/docs/flucase/flucase测试教程_研究者_20261016.docx
@@ -371,7 +371,7 @@
                 <w:sz w:val="19"/>
                 <w:szCs w:val="19"/>
               </w:rPr>
-              <w:t xml:space="preserve">本机正式模式、虚构数据，flucase fix/t0-r4-20261016 470cae9</w:t>
+              <w:t xml:space="preserve">本机正式模式、虚构数据，flucase main 470cae9</w:t>
             </w:r>
           </w:p>
         </w:tc>
@@ -468,7 +468,7 @@
           <w:sz w:val="17"/>
           <w:szCs w:val="17"/>
         </w:rPr>
-        <w:t xml:space="preserve">截图来自 2026-10-16 测试问题修复后的本机正式模式测试（flucase fix/t0-r4-20261016 470cae9，FLUCASE_ENV=prod），病例、姓名、编号全部虚构，本文不含任何真实病例。真实数据测试时只回报计数、问题代码、页面现象和原表列名，不发病例内容，也不发带病例信息的截图。</w:t>
+        <w:t xml:space="preserve">截图来自 2026-10-16 测试问题修复后的本机正式模式测试（flucase main 470cae9，FLUCASE_ENV=prod），病例、姓名、编号全部虚构，本文不含任何真实病例。真实数据测试时只回报计数、问题代码、页面现象和原表列名，不发病例内容，也不发带病例信息的截图。</w:t>
       </w:r>
     </w:p>
     <w:p>
@@ -493,7 +493,7 @@
         <w:spacing w:after="120" w:line="320"/>
       </w:pPr>
       <w:r>
-        <w:t xml:space="preserve">本次测试的环境：flucase fix/t0-r4-20261016 470cae9，</w:t>
+        <w:t xml:space="preserve">本次测试的环境：flucase main 470cae9，</w:t>
       </w:r>
       <w:r>
         <w:rPr>
